--- a/src/content/bios/Cavalcanti-GE 2015.docx
+++ b/src/content/bios/Cavalcanti-GE 2015.docx
@@ -1,6 +1,6 @@
 
 <file path=word/document.xml><?xml version="1.0" encoding="utf-8"?>
-<w:document xmlns:wpc="http://schemas.microsoft.com/office/word/2010/wordprocessingCanvas" xmlns:cx="http://schemas.microsoft.com/office/drawing/2014/chartex" xmlns:cx1="http://schemas.microsoft.com/office/drawing/2015/9/8/chartex" xmlns:cx2="http://schemas.microsoft.com/office/drawing/2015/10/21/chartex" xmlns:cx3="http://schemas.microsoft.com/office/drawing/2016/5/9/chartex" xmlns:cx4="http://schemas.microsoft.com/office/drawing/2016/5/10/chartex" xmlns:cx5="http://schemas.microsoft.com/office/drawing/2016/5/11/chartex" xmlns:cx6="http://schemas.microsoft.com/office/drawing/2016/5/12/chartex" xmlns:cx7="http://schemas.microsoft.com/office/drawing/2016/5/13/chartex" xmlns:cx8="http://schemas.microsoft.com/office/drawing/2016/5/14/chartex" xmlns:mc="http://schemas.openxmlformats.org/markup-compatibility/2006" xmlns:aink="http://schemas.microsoft.com/office/drawing/2016/ink" xmlns:am3d="http://schemas.microsoft.com/office/drawing/2017/model3d" xmlns:o="urn:schemas-microsoft-com:office:office" xmlns:oel="http://schemas.microsoft.com/office/2019/extlst" xmlns:r="http://schemas.openxmlformats.org/officeDocument/2006/relationships" xmlns:m="http://schemas.openxmlformats.org/officeDocument/2006/math" xmlns:v="urn:schemas-microsoft-com:vml" xmlns:wp14="http://schemas.microsoft.com/office/word/2010/wordprocessingDrawing" xmlns:wp="http://schemas.openxmlformats.org/drawingml/2006/wordprocessingDrawing" xmlns:w10="urn:schemas-microsoft-com:office:word" xmlns:w="http://schemas.openxmlformats.org/wordprocessingml/2006/main" xmlns:w14="http://schemas.microsoft.com/office/word/2010/wordml" xmlns:w15="http://schemas.microsoft.com/office/word/2012/wordml" xmlns:w16cex="http://schemas.microsoft.com/office/word/2018/wordml/cex" xmlns:w16cid="http://schemas.microsoft.com/office/word/2016/wordml/cid" xmlns:w16="http://schemas.microsoft.com/office/word/2018/wordml" xmlns:w16du="http://schemas.microsoft.com/office/word/2023/wordml/word16du" xmlns:w16sdtdh="http://schemas.microsoft.com/office/word/2020/wordml/sdtdatahash" xmlns:w16sdtfl="http://schemas.microsoft.com/office/word/2024/wordml/sdtformatlock" xmlns:w16se="http://schemas.microsoft.com/office/word/2015/wordml/symex" xmlns:wpg="http://schemas.microsoft.com/office/word/2010/wordprocessingGroup" xmlns:wpi="http://schemas.microsoft.com/office/word/2010/wordprocessingInk" xmlns:wne="http://schemas.microsoft.com/office/word/2006/wordml" xmlns:wps="http://schemas.microsoft.com/office/word/2010/wordprocessingShape" mc:Ignorable="w14 w15 w16se w16cid w16 w16cex w16sdtdh w16sdtfl w16du wp14">
+<w:document xmlns:wpc="http://schemas.microsoft.com/office/word/2010/wordprocessingCanvas" xmlns:cx="http://schemas.microsoft.com/office/drawing/2014/chartex" xmlns:cx1="http://schemas.microsoft.com/office/drawing/2015/9/8/chartex" xmlns:cx2="http://schemas.microsoft.com/office/drawing/2015/10/21/chartex" xmlns:cx3="http://schemas.microsoft.com/office/drawing/2016/5/9/chartex" xmlns:cx4="http://schemas.microsoft.com/office/drawing/2016/5/10/chartex" xmlns:cx5="http://schemas.microsoft.com/office/drawing/2016/5/11/chartex" xmlns:cx6="http://schemas.microsoft.com/office/drawing/2016/5/12/chartex" xmlns:cx7="http://schemas.microsoft.com/office/drawing/2016/5/13/chartex" xmlns:cx8="http://schemas.microsoft.com/office/drawing/2016/5/14/chartex" xmlns:mc="http://schemas.openxmlformats.org/markup-compatibility/2006" xmlns:m="http://schemas.openxmlformats.org/officeDocument/2006/math" xmlns:aink="http://schemas.microsoft.com/office/drawing/2016/ink" xmlns:am3d="http://schemas.microsoft.com/office/drawing/2017/model3d" xmlns:oel="http://schemas.microsoft.com/office/2019/extlst" xmlns:r="http://schemas.openxmlformats.org/officeDocument/2006/relationships" xmlns:wp14="http://schemas.microsoft.com/office/word/2010/wordprocessingDrawing" xmlns:wp="http://schemas.openxmlformats.org/drawingml/2006/wordprocessingDrawing" xmlns:wpg="http://schemas.microsoft.com/office/word/2010/wordprocessingGroup" xmlns:wpi="http://schemas.microsoft.com/office/word/2010/wordprocessingInk" xmlns:wps="http://schemas.microsoft.com/office/word/2010/wordprocessingShape" xmlns:o="urn:schemas-microsoft-com:office:office" xmlns:v="urn:schemas-microsoft-com:vml" xmlns:w10="urn:schemas-microsoft-com:office:word" xmlns:w="http://schemas.openxmlformats.org/wordprocessingml/2006/main" xmlns:w14="http://schemas.microsoft.com/office/word/2010/wordml" xmlns:w15="http://schemas.microsoft.com/office/word/2012/wordml" xmlns:w16cei="http://schemas.microsoft.com/office/word/2026/wordml/cei" xmlns:w16cex="http://schemas.microsoft.com/office/word/2018/wordml/cex" xmlns:w16cid="http://schemas.microsoft.com/office/word/2016/wordml/cid" xmlns:w16="http://schemas.microsoft.com/office/word/2018/wordml" xmlns:w16sdtdh="http://schemas.microsoft.com/office/word/2020/wordml/sdtdatahash" xmlns:w16sdtfl="http://schemas.microsoft.com/office/word/2024/wordml/sdtformatlock" xmlns:w16se="http://schemas.microsoft.com/office/word/2015/wordml/symex" xmlns:w16du="http://schemas.microsoft.com/office/word/2023/wordml/word16du" xmlns:wne="http://schemas.microsoft.com/office/word/2006/wordml" mc:Ignorable="w14 w15 w16se w16cid w16 w16cex w16sdtdh w16sdtfl w16du wp14">
   <w:body>
     <w:p>
       <w:pPr>
@@ -298,13 +298,13 @@
           <w:noProof/>
           <w:sz w:val="24"/>
           <w:szCs w:val="24"/>
-          <w:lang w:val="en-GB" w:eastAsia="nl-NL"/>
+          <w:lang w:val="en-GB"/>
         </w:rPr>
         <w:drawing>
-          <wp:inline distT="0" distB="0" distL="0" distR="0" wp14:anchorId="63524501" wp14:editId="662E359E">
-            <wp:extent cx="1460500" cy="1860550"/>
-            <wp:effectExtent l="25400" t="0" r="0" b="0"/>
-            <wp:docPr id="2" name="Afbeelding 1" descr=":::::Library:Containers:com.apple.mail:Data:Library:Mail Downloads:8D9372FC-C271-491C-A69C-E772AEBBCBBD:Cavalcanti without borders.JPG"/>
+          <wp:inline distT="0" distB="0" distL="0" distR="0" wp14:anchorId="7E789027" wp14:editId="5D2759EB">
+            <wp:extent cx="1728683" cy="2489511"/>
+            <wp:effectExtent l="0" t="0" r="0" b="0"/>
+            <wp:docPr id="772532064" name="Afbeelding 1"/>
             <wp:cNvGraphicFramePr>
               <a:graphicFrameLocks xmlns:a="http://schemas.openxmlformats.org/drawingml/2006/main" noChangeAspect="1"/>
             </wp:cNvGraphicFramePr>
@@ -312,33 +312,29 @@
               <a:graphicData uri="http://schemas.openxmlformats.org/drawingml/2006/picture">
                 <pic:pic xmlns:pic="http://schemas.openxmlformats.org/drawingml/2006/picture">
                   <pic:nvPicPr>
-                    <pic:cNvPr id="0" name="Picture 1" descr=":::::Library:Containers:com.apple.mail:Data:Library:Mail Downloads:8D9372FC-C271-491C-A69C-E772AEBBCBBD:Cavalcanti without borders.JPG"/>
-                    <pic:cNvPicPr>
-                      <a:picLocks noChangeAspect="1" noChangeArrowheads="1"/>
-                    </pic:cNvPicPr>
+                    <pic:cNvPr id="772532064" name="Afbeelding 772532064"/>
+                    <pic:cNvPicPr/>
                   </pic:nvPicPr>
                   <pic:blipFill>
-                    <a:blip r:embed="rId6"/>
-                    <a:srcRect/>
+                    <a:blip r:embed="rId6" cstate="print">
+                      <a:extLst>
+                        <a:ext uri="{28A0092B-C50C-407E-A947-70E740481C1C}">
+                          <a14:useLocalDpi xmlns:a14="http://schemas.microsoft.com/office/drawing/2010/main" val="0"/>
+                        </a:ext>
+                      </a:extLst>
+                    </a:blip>
                     <a:stretch>
                       <a:fillRect/>
                     </a:stretch>
                   </pic:blipFill>
-                  <pic:spPr bwMode="auto">
+                  <pic:spPr>
                     <a:xfrm>
                       <a:off x="0" y="0"/>
-                      <a:ext cx="1460500" cy="1860550"/>
+                      <a:ext cx="1744214" cy="2511878"/>
                     </a:xfrm>
                     <a:prstGeom prst="rect">
                       <a:avLst/>
                     </a:prstGeom>
-                    <a:noFill/>
-                    <a:ln w="9525">
-                      <a:noFill/>
-                      <a:miter lim="800000"/>
-                      <a:headEnd/>
-                      <a:tailEnd/>
-                    </a:ln>
                   </pic:spPr>
                 </pic:pic>
               </a:graphicData>
@@ -365,21 +361,66 @@
           <w:szCs w:val="24"/>
           <w:lang w:val="en-GB"/>
         </w:rPr>
-        <w:t xml:space="preserve">Source: </w:t>
-      </w:r>
-      <w:hyperlink r:id="rId7" w:history="1">
-        <w:r>
-          <w:rPr>
-            <w:rStyle w:val="Hyperlink"/>
-            <w:rFonts w:ascii="Times New Roman" w:hAnsi="Times New Roman" w:cs="Times New Roman"/>
-            <w:sz w:val="24"/>
-            <w:szCs w:val="24"/>
-            <w:u w:val="none"/>
-            <w:lang w:val="en-GB"/>
-          </w:rPr>
-          <w:t>www.academia.org.br/abl/cgi/cgilua.exe/sys/start.htm?sid=704</w:t>
-        </w:r>
-      </w:hyperlink>
+        <w:t>Source</w:t>
+      </w:r>
+      <w:r>
+        <w:rPr>
+          <w:rFonts w:ascii="Times New Roman" w:hAnsi="Times New Roman" w:cs="Times New Roman"/>
+          <w:sz w:val="24"/>
+          <w:szCs w:val="24"/>
+          <w:lang w:val="en-GB"/>
+        </w:rPr>
+        <w:t xml:space="preserve">: </w:t>
+      </w:r>
+      <w:r>
+        <w:rPr>
+          <w:rFonts w:ascii="Times New Roman" w:hAnsi="Times New Roman" w:cs="Times New Roman"/>
+          <w:sz w:val="24"/>
+          <w:szCs w:val="24"/>
+          <w:lang w:val="en-GB"/>
+        </w:rPr>
+        <w:t xml:space="preserve">Cavalcanti, 13 December 2013, </w:t>
+      </w:r>
+      <w:proofErr w:type="spellStart"/>
+      <w:r>
+        <w:rPr>
+          <w:rFonts w:ascii="Times New Roman" w:hAnsi="Times New Roman" w:cs="Times New Roman"/>
+          <w:sz w:val="24"/>
+          <w:szCs w:val="24"/>
+          <w:lang w:val="en-GB"/>
+        </w:rPr>
+        <w:t>Agência</w:t>
+      </w:r>
+      <w:proofErr w:type="spellEnd"/>
+      <w:r>
+        <w:rPr>
+          <w:rFonts w:ascii="Times New Roman" w:hAnsi="Times New Roman" w:cs="Times New Roman"/>
+          <w:sz w:val="24"/>
+          <w:szCs w:val="24"/>
+          <w:lang w:val="en-GB"/>
+        </w:rPr>
+        <w:t xml:space="preserve"> </w:t>
+      </w:r>
+      <w:proofErr w:type="spellStart"/>
+      <w:r>
+        <w:rPr>
+          <w:rFonts w:ascii="Times New Roman" w:hAnsi="Times New Roman" w:cs="Times New Roman"/>
+          <w:sz w:val="24"/>
+          <w:szCs w:val="24"/>
+          <w:lang w:val="en-GB"/>
+        </w:rPr>
+        <w:t>Brasil</w:t>
+      </w:r>
+      <w:proofErr w:type="spellEnd"/>
+      <w:r>
+        <w:rPr>
+          <w:rFonts w:ascii="Times New Roman" w:hAnsi="Times New Roman" w:cs="Times New Roman"/>
+          <w:sz w:val="24"/>
+          <w:szCs w:val="24"/>
+          <w:lang w:val="en-GB"/>
+        </w:rPr>
+        <w:t>, photographer Tomaz Silva</w:t>
+      </w:r>
     </w:p>
     <w:p>
       <w:pPr>
@@ -466,27 +507,7 @@
           <w:szCs w:val="24"/>
           <w:lang w:val="en-GB"/>
         </w:rPr>
-        <w:t xml:space="preserve">child in a lower </w:t>
-      </w:r>
-      <w:proofErr w:type="gramStart"/>
-      <w:r>
-        <w:rPr>
-          <w:rFonts w:ascii="Times New Roman" w:hAnsi="Times New Roman" w:cs="Times New Roman"/>
-          <w:sz w:val="24"/>
-          <w:szCs w:val="24"/>
-          <w:lang w:val="en-GB"/>
-        </w:rPr>
-        <w:t>middle class</w:t>
-      </w:r>
-      <w:proofErr w:type="gramEnd"/>
-      <w:r>
-        <w:rPr>
-          <w:rFonts w:ascii="Times New Roman" w:hAnsi="Times New Roman" w:cs="Times New Roman"/>
-          <w:sz w:val="24"/>
-          <w:szCs w:val="24"/>
-          <w:lang w:val="en-GB"/>
-        </w:rPr>
-        <w:t xml:space="preserve"> family with strong Ca</w:t>
+        <w:t>child in a lower middle class family with strong Ca</w:t>
       </w:r>
       <w:r>
         <w:rPr>
@@ -1164,7 +1185,17 @@
           <w:szCs w:val="24"/>
           <w:lang w:val="en-GB"/>
         </w:rPr>
-        <w:t>in the Economic and Consular Department. In both cases he dealt with legal aspects of international relations. In 1956 Cavalcanti began his first resident mission abroad in the Bra</w:t>
+        <w:t xml:space="preserve">in the Economic and Consular </w:t>
+      </w:r>
+      <w:r>
+        <w:rPr>
+          <w:rFonts w:ascii="Times New Roman" w:hAnsi="Times New Roman" w:cs="Times New Roman"/>
+          <w:sz w:val="24"/>
+          <w:szCs w:val="24"/>
+          <w:lang w:val="en-GB"/>
+        </w:rPr>
+        <w:lastRenderedPageBreak/>
+        <w:t>Department. In both cases he dealt with legal aspects of international relations. In 1956 Cavalcanti began his first resident mission abroad in the Bra</w:t>
       </w:r>
       <w:r>
         <w:rPr>
@@ -1218,17 +1249,7 @@
           <w:szCs w:val="24"/>
           <w:lang w:val="en-GB"/>
         </w:rPr>
-        <w:t xml:space="preserve"> he served as part of the commission in charge of drafting the Statute of the Inter-American Development Bank, which was set up in </w:t>
-      </w:r>
-      <w:r>
-        <w:rPr>
-          <w:rFonts w:ascii="Times New Roman" w:hAnsi="Times New Roman" w:cs="Times New Roman"/>
-          <w:sz w:val="24"/>
-          <w:szCs w:val="24"/>
-          <w:lang w:val="en-GB"/>
-        </w:rPr>
-        <w:lastRenderedPageBreak/>
-        <w:t>1959. On the invitation of Ambassador Roberto Campos, who was at the time</w:t>
+        <w:t xml:space="preserve"> he served as part of the commission in charge of drafting the Statute of the Inter-American Development Bank, which was set up in 1959. On the invitation of Ambassador Roberto Campos, who was at the time</w:t>
       </w:r>
       <w:r>
         <w:rPr>
@@ -2159,7 +2180,17 @@
           <w:szCs w:val="24"/>
           <w:lang w:val="en-GB"/>
         </w:rPr>
-        <w:t xml:space="preserve"> represented Brazil in regular meetings of the International Hydrological Programme, the International Oceanographic Commission, the International Co-ordinating Council of the Man and the Biosphere and the International Council of the General Information Programme. From 1982 to 1986 Cavalcanti was the Brazilian Ambassador to Mexico, where he dedicated himself to the bilateral aspects of the mission as well as to developing collective understandings for solving regional and hemispheric issues. During this </w:t>
+        <w:t xml:space="preserve"> represented Brazil in regular meetings of the International Hydrological Programme, the International Oceanographic Commission, the International Co-ordinating Council of the Man and the Biosphere and the International Council of the General </w:t>
+      </w:r>
+      <w:r>
+        <w:rPr>
+          <w:rFonts w:ascii="Times New Roman" w:hAnsi="Times New Roman" w:cs="Times New Roman"/>
+          <w:sz w:val="24"/>
+          <w:szCs w:val="24"/>
+          <w:lang w:val="en-GB"/>
+        </w:rPr>
+        <w:lastRenderedPageBreak/>
+        <w:t xml:space="preserve">Information Programme. From 1982 to 1986 Cavalcanti was the Brazilian Ambassador to Mexico, where he dedicated himself to the bilateral aspects of the mission as well as to developing collective understandings for solving regional and hemispheric issues. During this </w:t>
       </w:r>
       <w:proofErr w:type="gramStart"/>
       <w:r>
@@ -2206,17 +2237,7 @@
           <w:szCs w:val="24"/>
           <w:lang w:val="en-GB"/>
         </w:rPr>
-        <w:t xml:space="preserve"> American intergovernmental </w:t>
-      </w:r>
-      <w:r>
-        <w:rPr>
-          <w:rFonts w:ascii="Times New Roman" w:hAnsi="Times New Roman" w:cs="Times New Roman"/>
-          <w:sz w:val="24"/>
-          <w:szCs w:val="24"/>
-          <w:lang w:val="en-GB"/>
-        </w:rPr>
-        <w:lastRenderedPageBreak/>
-        <w:t xml:space="preserve">conferences on cultural policies, </w:t>
+        <w:t xml:space="preserve"> American intergovernmental conferences on cultural policies, </w:t>
       </w:r>
       <w:r>
         <w:rPr>
@@ -2838,7 +2859,17 @@
           <w:szCs w:val="24"/>
           <w:lang w:val="en-GB"/>
         </w:rPr>
-        <w:t>, who</w:t>
+        <w:t xml:space="preserve">, </w:t>
+      </w:r>
+      <w:r>
+        <w:rPr>
+          <w:rFonts w:ascii="Times New Roman" w:hAnsi="Times New Roman" w:cs="Times New Roman"/>
+          <w:sz w:val="24"/>
+          <w:szCs w:val="24"/>
+          <w:lang w:val="en-GB"/>
+        </w:rPr>
+        <w:lastRenderedPageBreak/>
+        <w:t>who</w:t>
       </w:r>
       <w:r>
         <w:rPr>
@@ -3027,17 +3058,7 @@
           <w:szCs w:val="24"/>
           <w:lang w:val="en-GB"/>
         </w:rPr>
-        <w:t>, Cavalcanti was unanimously elected by the member states later that year, mostly because of his acknowledged personal record as a world-</w:t>
-      </w:r>
-      <w:r>
-        <w:rPr>
-          <w:rFonts w:ascii="Times New Roman" w:hAnsi="Times New Roman" w:cs="Times New Roman"/>
-          <w:sz w:val="24"/>
-          <w:szCs w:val="24"/>
-          <w:lang w:val="en-GB"/>
-        </w:rPr>
-        <w:lastRenderedPageBreak/>
-        <w:t xml:space="preserve">class diplomat and the political campaign waged by </w:t>
+        <w:t xml:space="preserve">, Cavalcanti was unanimously elected by the member states later that year, mostly because of his acknowledged personal record as a world-class diplomat and the political campaign waged by </w:t>
       </w:r>
       <w:proofErr w:type="spellStart"/>
       <w:r>
@@ -4483,6 +4504,7 @@
           <w:szCs w:val="24"/>
           <w:lang w:val="en-GB"/>
         </w:rPr>
+        <w:lastRenderedPageBreak/>
         <w:t>PUBLICATIONS</w:t>
       </w:r>
       <w:r>
@@ -4751,8 +4773,179 @@
           <w:szCs w:val="24"/>
           <w:lang w:val="en-GB"/>
         </w:rPr>
+        <w:t xml:space="preserve"> Poesias, </w:t>
+      </w:r>
+      <w:proofErr w:type="spellStart"/>
+      <w:r>
+        <w:rPr>
+          <w:rFonts w:ascii="Times New Roman" w:hAnsi="Times New Roman" w:cs="Times New Roman"/>
+          <w:i/>
+          <w:sz w:val="24"/>
+          <w:szCs w:val="24"/>
+          <w:lang w:val="en-GB"/>
+        </w:rPr>
+        <w:t>Seleção</w:t>
+      </w:r>
+      <w:proofErr w:type="spellEnd"/>
+      <w:r>
+        <w:rPr>
+          <w:rFonts w:ascii="Times New Roman" w:hAnsi="Times New Roman" w:cs="Times New Roman"/>
+          <w:i/>
+          <w:sz w:val="24"/>
+          <w:szCs w:val="24"/>
+          <w:lang w:val="en-GB"/>
+        </w:rPr>
+        <w:t xml:space="preserve">, </w:t>
+      </w:r>
+      <w:proofErr w:type="spellStart"/>
+      <w:r>
+        <w:rPr>
+          <w:rFonts w:ascii="Times New Roman" w:hAnsi="Times New Roman" w:cs="Times New Roman"/>
+          <w:i/>
+          <w:sz w:val="24"/>
+          <w:szCs w:val="24"/>
+          <w:lang w:val="en-GB"/>
+        </w:rPr>
+        <w:t>Tradução</w:t>
+      </w:r>
+      <w:proofErr w:type="spellEnd"/>
+      <w:r>
+        <w:rPr>
+          <w:rFonts w:ascii="Times New Roman" w:hAnsi="Times New Roman" w:cs="Times New Roman"/>
+          <w:i/>
+          <w:sz w:val="24"/>
+          <w:szCs w:val="24"/>
+          <w:lang w:val="en-GB"/>
+        </w:rPr>
+        <w:t xml:space="preserve"> e </w:t>
+      </w:r>
+      <w:proofErr w:type="spellStart"/>
+      <w:r>
+        <w:rPr>
+          <w:rFonts w:ascii="Times New Roman" w:hAnsi="Times New Roman" w:cs="Times New Roman"/>
+          <w:i/>
+          <w:sz w:val="24"/>
+          <w:szCs w:val="24"/>
+          <w:lang w:val="en-GB"/>
+        </w:rPr>
+        <w:t>Notas</w:t>
+      </w:r>
+      <w:proofErr w:type="spellEnd"/>
+      <w:r>
+        <w:rPr>
+          <w:rFonts w:ascii="Times New Roman" w:hAnsi="Times New Roman" w:cs="Times New Roman"/>
+          <w:i/>
+          <w:sz w:val="24"/>
+          <w:szCs w:val="24"/>
+          <w:lang w:val="en-GB"/>
+        </w:rPr>
+        <w:t xml:space="preserve">, </w:t>
+      </w:r>
+      <w:r>
+        <w:rPr>
+          <w:rFonts w:ascii="Times New Roman" w:hAnsi="Times New Roman" w:cs="Times New Roman"/>
+          <w:sz w:val="24"/>
+          <w:szCs w:val="24"/>
+          <w:lang w:val="en-GB"/>
+        </w:rPr>
+        <w:t>Rio de Janeiro 1987 (</w:t>
+      </w:r>
+      <w:r>
+        <w:rPr>
+          <w:rFonts w:ascii="Times New Roman" w:hAnsi="Times New Roman" w:cs="Times New Roman"/>
+          <w:i/>
+          <w:sz w:val="24"/>
+          <w:szCs w:val="24"/>
+          <w:lang w:val="en-GB"/>
+        </w:rPr>
+        <w:t>Premio Internazionale Eugenio Montale</w:t>
+      </w:r>
+      <w:r>
+        <w:rPr>
+          <w:rFonts w:ascii="Times New Roman" w:hAnsi="Times New Roman" w:cs="Times New Roman"/>
+          <w:sz w:val="24"/>
+          <w:szCs w:val="24"/>
+          <w:lang w:val="en-GB"/>
+        </w:rPr>
+        <w:t xml:space="preserve">, Roma 1998); </w:t>
+      </w:r>
+      <w:r>
+        <w:rPr>
+          <w:rFonts w:ascii="Times New Roman" w:hAnsi="Times New Roman" w:cs="Times New Roman"/>
+          <w:i/>
+          <w:sz w:val="24"/>
+          <w:szCs w:val="24"/>
+          <w:lang w:val="en-GB"/>
+        </w:rPr>
+        <w:t xml:space="preserve">Poesia </w:t>
+      </w:r>
+      <w:proofErr w:type="spellStart"/>
+      <w:r>
+        <w:rPr>
+          <w:rFonts w:ascii="Times New Roman" w:hAnsi="Times New Roman" w:cs="Times New Roman"/>
+          <w:i/>
+          <w:sz w:val="24"/>
+          <w:szCs w:val="24"/>
+          <w:lang w:val="en-GB"/>
+        </w:rPr>
+        <w:t>Reunida</w:t>
+      </w:r>
+      <w:proofErr w:type="spellEnd"/>
+      <w:r>
+        <w:rPr>
+          <w:rFonts w:ascii="Times New Roman" w:hAnsi="Times New Roman" w:cs="Times New Roman"/>
+          <w:sz w:val="24"/>
+          <w:szCs w:val="24"/>
+          <w:lang w:val="en-GB"/>
+        </w:rPr>
+        <w:t>, Rio de Janeiro 1998;</w:t>
+      </w:r>
+      <w:r>
+        <w:rPr>
+          <w:rFonts w:ascii="Times New Roman" w:hAnsi="Times New Roman" w:cs="Times New Roman"/>
+          <w:sz w:val="24"/>
+          <w:szCs w:val="24"/>
+          <w:lang w:val="en-GB"/>
+        </w:rPr>
         <w:t xml:space="preserve"> </w:t>
       </w:r>
+      <w:r>
+        <w:rPr>
+          <w:rFonts w:ascii="Times New Roman" w:hAnsi="Times New Roman" w:cs="Times New Roman"/>
+          <w:sz w:val="24"/>
+          <w:szCs w:val="24"/>
+          <w:lang w:val="en-GB"/>
+        </w:rPr>
+        <w:t>S</w:t>
+      </w:r>
+      <w:r>
+        <w:rPr>
+          <w:rFonts w:ascii="Times New Roman" w:hAnsi="Times New Roman" w:cs="Times New Roman"/>
+          <w:sz w:val="24"/>
+          <w:szCs w:val="24"/>
+          <w:lang w:val="en-GB"/>
+        </w:rPr>
+        <w:t xml:space="preserve">. </w:t>
+      </w:r>
+      <w:r>
+        <w:rPr>
+          <w:rFonts w:ascii="Times New Roman" w:hAnsi="Times New Roman" w:cs="Times New Roman"/>
+          <w:sz w:val="24"/>
+          <w:szCs w:val="24"/>
+          <w:lang w:val="en-GB"/>
+        </w:rPr>
+        <w:t>Quasimodo</w:t>
+      </w:r>
+      <w:r>
+        <w:rPr>
+          <w:rFonts w:ascii="Times New Roman" w:hAnsi="Times New Roman" w:cs="Times New Roman"/>
+          <w:i/>
+          <w:sz w:val="24"/>
+          <w:szCs w:val="24"/>
+          <w:lang w:val="en-GB"/>
+        </w:rPr>
+        <w:t xml:space="preserve">, Poesias, </w:t>
+      </w:r>
       <w:proofErr w:type="spellStart"/>
       <w:r>
         <w:rPr>
@@ -4762,7 +4955,7 @@
           <w:szCs w:val="24"/>
           <w:lang w:val="en-GB"/>
         </w:rPr>
-        <w:t>Poesias</w:t>
+        <w:t>Seleção</w:t>
       </w:r>
       <w:proofErr w:type="spellEnd"/>
       <w:r>
@@ -4784,6 +4977,86 @@
           <w:szCs w:val="24"/>
           <w:lang w:val="en-GB"/>
         </w:rPr>
+        <w:t>Tradução</w:t>
+      </w:r>
+      <w:proofErr w:type="spellEnd"/>
+      <w:r>
+        <w:rPr>
+          <w:rFonts w:ascii="Times New Roman" w:hAnsi="Times New Roman" w:cs="Times New Roman"/>
+          <w:i/>
+          <w:sz w:val="24"/>
+          <w:szCs w:val="24"/>
+          <w:lang w:val="en-GB"/>
+        </w:rPr>
+        <w:t xml:space="preserve"> e </w:t>
+      </w:r>
+      <w:proofErr w:type="spellStart"/>
+      <w:r>
+        <w:rPr>
+          <w:rFonts w:ascii="Times New Roman" w:hAnsi="Times New Roman" w:cs="Times New Roman"/>
+          <w:i/>
+          <w:sz w:val="24"/>
+          <w:szCs w:val="24"/>
+          <w:lang w:val="en-GB"/>
+        </w:rPr>
+        <w:t>Notas</w:t>
+      </w:r>
+      <w:proofErr w:type="spellEnd"/>
+      <w:r>
+        <w:rPr>
+          <w:rFonts w:ascii="Times New Roman" w:hAnsi="Times New Roman" w:cs="Times New Roman"/>
+          <w:sz w:val="24"/>
+          <w:szCs w:val="24"/>
+          <w:lang w:val="en-GB"/>
+        </w:rPr>
+        <w:t xml:space="preserve">, Rio de Janeiro </w:t>
+      </w:r>
+      <w:r>
+        <w:rPr>
+          <w:rFonts w:ascii="Times New Roman" w:hAnsi="Times New Roman" w:cs="Times New Roman"/>
+          <w:sz w:val="24"/>
+          <w:szCs w:val="24"/>
+          <w:lang w:val="en-GB"/>
+        </w:rPr>
+        <w:t>1999</w:t>
+      </w:r>
+      <w:r>
+        <w:rPr>
+          <w:rFonts w:ascii="Times New Roman" w:hAnsi="Times New Roman" w:cs="Times New Roman"/>
+          <w:sz w:val="24"/>
+          <w:szCs w:val="24"/>
+          <w:lang w:val="en-GB"/>
+        </w:rPr>
+        <w:t xml:space="preserve">; </w:t>
+      </w:r>
+      <w:r>
+        <w:rPr>
+          <w:rFonts w:ascii="Times New Roman" w:hAnsi="Times New Roman" w:cs="Times New Roman"/>
+          <w:sz w:val="24"/>
+          <w:szCs w:val="24"/>
+          <w:lang w:val="en-GB"/>
+        </w:rPr>
+        <w:t xml:space="preserve">A. Mutis, </w:t>
+      </w:r>
+      <w:r>
+        <w:rPr>
+          <w:rFonts w:ascii="Times New Roman" w:hAnsi="Times New Roman" w:cs="Times New Roman"/>
+          <w:i/>
+          <w:sz w:val="24"/>
+          <w:szCs w:val="24"/>
+          <w:lang w:val="en-GB"/>
+        </w:rPr>
+        <w:t xml:space="preserve">Poesias, </w:t>
+      </w:r>
+      <w:proofErr w:type="spellStart"/>
+      <w:r>
+        <w:rPr>
+          <w:rFonts w:ascii="Times New Roman" w:hAnsi="Times New Roman" w:cs="Times New Roman"/>
+          <w:i/>
+          <w:sz w:val="24"/>
+          <w:szCs w:val="24"/>
+          <w:lang w:val="en-GB"/>
+        </w:rPr>
         <w:t>Seleção</w:t>
       </w:r>
       <w:proofErr w:type="spellEnd"/>
@@ -4795,8 +5068,920 @@
           <w:szCs w:val="24"/>
           <w:lang w:val="en-GB"/>
         </w:rPr>
+        <w:t xml:space="preserve"> e </w:t>
+      </w:r>
+      <w:proofErr w:type="spellStart"/>
+      <w:r>
+        <w:rPr>
+          <w:rFonts w:ascii="Times New Roman" w:hAnsi="Times New Roman" w:cs="Times New Roman"/>
+          <w:i/>
+          <w:sz w:val="24"/>
+          <w:szCs w:val="24"/>
+          <w:lang w:val="en-GB"/>
+        </w:rPr>
+        <w:t>Tradução</w:t>
+      </w:r>
+      <w:proofErr w:type="spellEnd"/>
+      <w:r>
+        <w:rPr>
+          <w:rFonts w:ascii="Times New Roman" w:hAnsi="Times New Roman" w:cs="Times New Roman"/>
+          <w:sz w:val="24"/>
+          <w:szCs w:val="24"/>
+          <w:lang w:val="en-GB"/>
+        </w:rPr>
+        <w:t xml:space="preserve">, Rio de Janeiro 2000; </w:t>
+      </w:r>
+      <w:r>
+        <w:rPr>
+          <w:rFonts w:ascii="Times New Roman" w:hAnsi="Times New Roman" w:cs="Times New Roman"/>
+          <w:sz w:val="24"/>
+          <w:szCs w:val="24"/>
+          <w:lang w:val="en-GB"/>
+        </w:rPr>
+        <w:t>G</w:t>
+      </w:r>
+      <w:r>
+        <w:rPr>
+          <w:rFonts w:ascii="Times New Roman" w:hAnsi="Times New Roman" w:cs="Times New Roman"/>
+          <w:sz w:val="24"/>
+          <w:szCs w:val="24"/>
+          <w:lang w:val="en-GB"/>
+        </w:rPr>
+        <w:t>.</w:t>
+      </w:r>
+      <w:r>
+        <w:rPr>
+          <w:rFonts w:ascii="Times New Roman" w:hAnsi="Times New Roman" w:cs="Times New Roman"/>
+          <w:sz w:val="24"/>
+          <w:szCs w:val="24"/>
+          <w:lang w:val="en-GB"/>
+        </w:rPr>
+        <w:t xml:space="preserve"> Ungaretti</w:t>
+      </w:r>
+      <w:r>
+        <w:rPr>
+          <w:rFonts w:ascii="Times New Roman" w:hAnsi="Times New Roman" w:cs="Times New Roman"/>
+          <w:sz w:val="24"/>
+          <w:szCs w:val="24"/>
+          <w:lang w:val="en-GB"/>
+        </w:rPr>
+        <w:t>,</w:t>
+      </w:r>
+      <w:r>
+        <w:rPr>
+          <w:rFonts w:ascii="Times New Roman" w:hAnsi="Times New Roman" w:cs="Times New Roman"/>
+          <w:i/>
+          <w:sz w:val="24"/>
+          <w:szCs w:val="24"/>
+          <w:lang w:val="en-GB"/>
+        </w:rPr>
+        <w:t xml:space="preserve"> A Alegria</w:t>
+      </w:r>
+      <w:r>
+        <w:rPr>
+          <w:rFonts w:ascii="Times New Roman" w:hAnsi="Times New Roman" w:cs="Times New Roman"/>
+          <w:sz w:val="24"/>
+          <w:szCs w:val="24"/>
+          <w:lang w:val="en-GB"/>
+        </w:rPr>
+        <w:t>, Rio de Janeiro 2003</w:t>
+      </w:r>
+      <w:r>
+        <w:rPr>
+          <w:rFonts w:ascii="Times New Roman" w:hAnsi="Times New Roman" w:cs="Times New Roman"/>
+          <w:sz w:val="24"/>
+          <w:szCs w:val="24"/>
+          <w:lang w:val="en-GB"/>
+        </w:rPr>
+        <w:t xml:space="preserve">; </w:t>
+      </w:r>
+      <w:proofErr w:type="spellStart"/>
+      <w:r>
+        <w:rPr>
+          <w:rFonts w:ascii="Times New Roman" w:hAnsi="Times New Roman" w:cs="Times New Roman"/>
+          <w:i/>
+          <w:sz w:val="24"/>
+          <w:szCs w:val="24"/>
+          <w:lang w:val="en-GB"/>
+        </w:rPr>
+        <w:t>Estação</w:t>
+      </w:r>
+      <w:proofErr w:type="spellEnd"/>
+      <w:r>
+        <w:rPr>
+          <w:rFonts w:ascii="Times New Roman" w:hAnsi="Times New Roman" w:cs="Times New Roman"/>
+          <w:i/>
+          <w:sz w:val="24"/>
+          <w:szCs w:val="24"/>
+          <w:lang w:val="en-GB"/>
+        </w:rPr>
+        <w:t xml:space="preserve"> Recife – </w:t>
+      </w:r>
+      <w:proofErr w:type="spellStart"/>
+      <w:r>
+        <w:rPr>
+          <w:rFonts w:ascii="Times New Roman" w:hAnsi="Times New Roman" w:cs="Times New Roman"/>
+          <w:i/>
+          <w:sz w:val="24"/>
+          <w:szCs w:val="24"/>
+          <w:lang w:val="en-GB"/>
+        </w:rPr>
+        <w:t>Coletânea</w:t>
+      </w:r>
+      <w:proofErr w:type="spellEnd"/>
+      <w:r>
+        <w:rPr>
+          <w:rFonts w:ascii="Times New Roman" w:hAnsi="Times New Roman" w:cs="Times New Roman"/>
+          <w:i/>
+          <w:sz w:val="24"/>
+          <w:szCs w:val="24"/>
+          <w:lang w:val="en-GB"/>
+        </w:rPr>
+        <w:t xml:space="preserve"> </w:t>
+      </w:r>
+      <w:proofErr w:type="spellStart"/>
+      <w:r>
+        <w:rPr>
+          <w:rFonts w:ascii="Times New Roman" w:hAnsi="Times New Roman" w:cs="Times New Roman"/>
+          <w:i/>
+          <w:sz w:val="24"/>
+          <w:szCs w:val="24"/>
+          <w:lang w:val="en-GB"/>
+        </w:rPr>
+        <w:t>Poética</w:t>
+      </w:r>
+      <w:proofErr w:type="spellEnd"/>
+      <w:r>
+        <w:rPr>
+          <w:rFonts w:ascii="Times New Roman" w:hAnsi="Times New Roman" w:cs="Times New Roman"/>
+          <w:i/>
+          <w:sz w:val="24"/>
+          <w:szCs w:val="24"/>
+          <w:lang w:val="en-GB"/>
+        </w:rPr>
+        <w:t xml:space="preserve">: </w:t>
+      </w:r>
+      <w:proofErr w:type="spellStart"/>
+      <w:r>
+        <w:rPr>
+          <w:rFonts w:ascii="Times New Roman" w:hAnsi="Times New Roman" w:cs="Times New Roman"/>
+          <w:i/>
+          <w:sz w:val="24"/>
+          <w:szCs w:val="24"/>
+          <w:lang w:val="en-GB"/>
+        </w:rPr>
+        <w:t>Antologia</w:t>
+      </w:r>
+      <w:proofErr w:type="spellEnd"/>
+      <w:r>
+        <w:rPr>
+          <w:rFonts w:ascii="Times New Roman" w:hAnsi="Times New Roman" w:cs="Times New Roman"/>
+          <w:i/>
+          <w:sz w:val="24"/>
+          <w:szCs w:val="24"/>
+          <w:lang w:val="en-GB"/>
+        </w:rPr>
+        <w:t xml:space="preserve"> de </w:t>
+      </w:r>
+      <w:proofErr w:type="spellStart"/>
+      <w:r>
+        <w:rPr>
+          <w:rFonts w:ascii="Times New Roman" w:hAnsi="Times New Roman" w:cs="Times New Roman"/>
+          <w:i/>
+          <w:sz w:val="24"/>
+          <w:szCs w:val="24"/>
+          <w:lang w:val="en-GB"/>
+        </w:rPr>
+        <w:t>dez</w:t>
+      </w:r>
+      <w:proofErr w:type="spellEnd"/>
+      <w:r>
+        <w:rPr>
+          <w:rFonts w:ascii="Times New Roman" w:hAnsi="Times New Roman" w:cs="Times New Roman"/>
+          <w:i/>
+          <w:sz w:val="24"/>
+          <w:szCs w:val="24"/>
+          <w:lang w:val="en-GB"/>
+        </w:rPr>
+        <w:t xml:space="preserve"> Poetas </w:t>
+      </w:r>
+      <w:proofErr w:type="spellStart"/>
+      <w:r>
+        <w:rPr>
+          <w:rFonts w:ascii="Times New Roman" w:hAnsi="Times New Roman" w:cs="Times New Roman"/>
+          <w:i/>
+          <w:sz w:val="24"/>
+          <w:szCs w:val="24"/>
+          <w:lang w:val="en-GB"/>
+        </w:rPr>
+        <w:t>Pernambucanos</w:t>
+      </w:r>
+      <w:proofErr w:type="spellEnd"/>
+      <w:r>
+        <w:rPr>
+          <w:rFonts w:ascii="Times New Roman" w:hAnsi="Times New Roman" w:cs="Times New Roman"/>
+          <w:sz w:val="24"/>
+          <w:szCs w:val="24"/>
+          <w:lang w:val="en-GB"/>
+        </w:rPr>
+        <w:t xml:space="preserve">, Recife 2003; </w:t>
+      </w:r>
+      <w:r>
+        <w:rPr>
+          <w:rFonts w:ascii="Times New Roman" w:hAnsi="Times New Roman" w:cs="Times New Roman"/>
+          <w:i/>
+          <w:sz w:val="24"/>
+          <w:szCs w:val="24"/>
+          <w:lang w:val="en-GB"/>
+        </w:rPr>
+        <w:t xml:space="preserve">O </w:t>
+      </w:r>
+      <w:proofErr w:type="spellStart"/>
+      <w:r>
+        <w:rPr>
+          <w:rFonts w:ascii="Times New Roman" w:hAnsi="Times New Roman" w:cs="Times New Roman"/>
+          <w:i/>
+          <w:sz w:val="24"/>
+          <w:szCs w:val="24"/>
+          <w:lang w:val="en-GB"/>
+        </w:rPr>
+        <w:t>Cântico</w:t>
+      </w:r>
+      <w:proofErr w:type="spellEnd"/>
+      <w:r>
+        <w:rPr>
+          <w:rFonts w:ascii="Times New Roman" w:hAnsi="Times New Roman" w:cs="Times New Roman"/>
+          <w:i/>
+          <w:sz w:val="24"/>
+          <w:szCs w:val="24"/>
+          <w:lang w:val="en-GB"/>
+        </w:rPr>
+        <w:t xml:space="preserve"> dos </w:t>
+      </w:r>
+      <w:proofErr w:type="spellStart"/>
+      <w:r>
+        <w:rPr>
+          <w:rFonts w:ascii="Times New Roman" w:hAnsi="Times New Roman" w:cs="Times New Roman"/>
+          <w:i/>
+          <w:sz w:val="24"/>
+          <w:szCs w:val="24"/>
+          <w:lang w:val="en-GB"/>
+        </w:rPr>
+        <w:t>Cânticos</w:t>
+      </w:r>
+      <w:proofErr w:type="spellEnd"/>
+      <w:r>
+        <w:rPr>
+          <w:rFonts w:ascii="Times New Roman" w:hAnsi="Times New Roman" w:cs="Times New Roman"/>
+          <w:i/>
+          <w:sz w:val="24"/>
+          <w:szCs w:val="24"/>
+          <w:lang w:val="en-GB"/>
+        </w:rPr>
+        <w:t xml:space="preserve"> – Um </w:t>
+      </w:r>
+      <w:proofErr w:type="spellStart"/>
+      <w:r>
+        <w:rPr>
+          <w:rFonts w:ascii="Times New Roman" w:hAnsi="Times New Roman" w:cs="Times New Roman"/>
+          <w:i/>
+          <w:sz w:val="24"/>
+          <w:szCs w:val="24"/>
+          <w:lang w:val="en-GB"/>
+        </w:rPr>
+        <w:t>Ensaio</w:t>
+      </w:r>
+      <w:proofErr w:type="spellEnd"/>
+      <w:r>
+        <w:rPr>
+          <w:rFonts w:ascii="Times New Roman" w:hAnsi="Times New Roman" w:cs="Times New Roman"/>
+          <w:i/>
+          <w:sz w:val="24"/>
+          <w:szCs w:val="24"/>
+          <w:lang w:val="en-GB"/>
+        </w:rPr>
+        <w:t xml:space="preserve"> de </w:t>
+      </w:r>
+      <w:proofErr w:type="spellStart"/>
+      <w:r>
+        <w:rPr>
+          <w:rFonts w:ascii="Times New Roman" w:hAnsi="Times New Roman" w:cs="Times New Roman"/>
+          <w:i/>
+          <w:sz w:val="24"/>
+          <w:szCs w:val="24"/>
+          <w:lang w:val="en-GB"/>
+        </w:rPr>
+        <w:t>Interpretação</w:t>
+      </w:r>
+      <w:proofErr w:type="spellEnd"/>
+      <w:r>
+        <w:rPr>
+          <w:rFonts w:ascii="Times New Roman" w:hAnsi="Times New Roman" w:cs="Times New Roman"/>
+          <w:i/>
+          <w:sz w:val="24"/>
+          <w:szCs w:val="24"/>
+          <w:lang w:val="en-GB"/>
+        </w:rPr>
+        <w:t xml:space="preserve"> </w:t>
+      </w:r>
+      <w:proofErr w:type="spellStart"/>
+      <w:r>
+        <w:rPr>
+          <w:rFonts w:ascii="Times New Roman" w:hAnsi="Times New Roman" w:cs="Times New Roman"/>
+          <w:i/>
+          <w:sz w:val="24"/>
+          <w:szCs w:val="24"/>
+          <w:lang w:val="en-GB"/>
+        </w:rPr>
+        <w:t>Através</w:t>
+      </w:r>
+      <w:proofErr w:type="spellEnd"/>
+      <w:r>
+        <w:rPr>
+          <w:rFonts w:ascii="Times New Roman" w:hAnsi="Times New Roman" w:cs="Times New Roman"/>
+          <w:i/>
+          <w:sz w:val="24"/>
+          <w:szCs w:val="24"/>
+          <w:lang w:val="en-GB"/>
+        </w:rPr>
+        <w:t xml:space="preserve"> de </w:t>
+      </w:r>
+      <w:proofErr w:type="spellStart"/>
+      <w:r>
+        <w:rPr>
+          <w:rFonts w:ascii="Times New Roman" w:hAnsi="Times New Roman" w:cs="Times New Roman"/>
+          <w:i/>
+          <w:sz w:val="24"/>
+          <w:szCs w:val="24"/>
+          <w:lang w:val="en-GB"/>
+        </w:rPr>
+        <w:t>suas</w:t>
+      </w:r>
+      <w:proofErr w:type="spellEnd"/>
+      <w:r>
+        <w:rPr>
+          <w:rFonts w:ascii="Times New Roman" w:hAnsi="Times New Roman" w:cs="Times New Roman"/>
+          <w:i/>
+          <w:sz w:val="24"/>
+          <w:szCs w:val="24"/>
+          <w:lang w:val="en-GB"/>
+        </w:rPr>
+        <w:t xml:space="preserve"> </w:t>
+      </w:r>
+      <w:proofErr w:type="spellStart"/>
+      <w:r>
+        <w:rPr>
+          <w:rFonts w:ascii="Times New Roman" w:hAnsi="Times New Roman" w:cs="Times New Roman"/>
+          <w:i/>
+          <w:sz w:val="24"/>
+          <w:szCs w:val="24"/>
+          <w:lang w:val="en-GB"/>
+        </w:rPr>
+        <w:t>Traduções</w:t>
+      </w:r>
+      <w:proofErr w:type="spellEnd"/>
+      <w:r>
+        <w:rPr>
+          <w:rFonts w:ascii="Times New Roman" w:hAnsi="Times New Roman" w:cs="Times New Roman"/>
+          <w:sz w:val="24"/>
+          <w:szCs w:val="24"/>
+          <w:lang w:val="en-GB"/>
+        </w:rPr>
+        <w:t xml:space="preserve">, São Paulo 2005; </w:t>
+      </w:r>
+      <w:r>
+        <w:rPr>
+          <w:rFonts w:ascii="Times New Roman" w:hAnsi="Times New Roman" w:cs="Times New Roman"/>
+          <w:sz w:val="24"/>
+          <w:szCs w:val="24"/>
+          <w:lang w:val="en-GB"/>
+        </w:rPr>
+        <w:t xml:space="preserve">C. Pellicer, </w:t>
+      </w:r>
+      <w:proofErr w:type="spellStart"/>
+      <w:r>
+        <w:rPr>
+          <w:rFonts w:ascii="Times New Roman" w:hAnsi="Times New Roman" w:cs="Times New Roman"/>
+          <w:i/>
+          <w:sz w:val="24"/>
+          <w:szCs w:val="24"/>
+          <w:lang w:val="en-GB"/>
+        </w:rPr>
+        <w:t>Antologia</w:t>
+      </w:r>
+      <w:proofErr w:type="spellEnd"/>
+      <w:r>
+        <w:rPr>
+          <w:rFonts w:ascii="Times New Roman" w:hAnsi="Times New Roman" w:cs="Times New Roman"/>
+          <w:i/>
+          <w:sz w:val="24"/>
+          <w:szCs w:val="24"/>
+          <w:lang w:val="en-GB"/>
+        </w:rPr>
+        <w:t xml:space="preserve"> </w:t>
+      </w:r>
+      <w:proofErr w:type="spellStart"/>
+      <w:r>
+        <w:rPr>
+          <w:rFonts w:ascii="Times New Roman" w:hAnsi="Times New Roman" w:cs="Times New Roman"/>
+          <w:i/>
+          <w:sz w:val="24"/>
+          <w:szCs w:val="24"/>
+          <w:lang w:val="en-GB"/>
+        </w:rPr>
+        <w:t>Poética</w:t>
+      </w:r>
+      <w:proofErr w:type="spellEnd"/>
+      <w:r>
+        <w:rPr>
+          <w:rFonts w:ascii="Times New Roman" w:hAnsi="Times New Roman" w:cs="Times New Roman"/>
+          <w:i/>
+          <w:sz w:val="24"/>
+          <w:szCs w:val="24"/>
+          <w:lang w:val="en-GB"/>
+        </w:rPr>
+        <w:t xml:space="preserve">: </w:t>
+      </w:r>
+      <w:proofErr w:type="spellStart"/>
+      <w:r>
+        <w:rPr>
+          <w:rFonts w:ascii="Times New Roman" w:hAnsi="Times New Roman" w:cs="Times New Roman"/>
+          <w:i/>
+          <w:sz w:val="24"/>
+          <w:szCs w:val="24"/>
+          <w:lang w:val="en-GB"/>
+        </w:rPr>
+        <w:t>Poemas</w:t>
+      </w:r>
+      <w:proofErr w:type="spellEnd"/>
+      <w:r>
+        <w:rPr>
+          <w:rFonts w:ascii="Times New Roman" w:hAnsi="Times New Roman" w:cs="Times New Roman"/>
+          <w:i/>
+          <w:sz w:val="24"/>
+          <w:szCs w:val="24"/>
+          <w:lang w:val="en-GB"/>
+        </w:rPr>
+        <w:t xml:space="preserve"> </w:t>
+      </w:r>
+      <w:proofErr w:type="spellStart"/>
+      <w:r>
+        <w:rPr>
+          <w:rFonts w:ascii="Times New Roman" w:hAnsi="Times New Roman" w:cs="Times New Roman"/>
+          <w:i/>
+          <w:sz w:val="24"/>
+          <w:szCs w:val="24"/>
+          <w:lang w:val="en-GB"/>
+        </w:rPr>
+        <w:t>Traduzidos</w:t>
+      </w:r>
+      <w:proofErr w:type="spellEnd"/>
+      <w:r>
+        <w:rPr>
+          <w:rFonts w:ascii="Times New Roman" w:hAnsi="Times New Roman" w:cs="Times New Roman"/>
+          <w:i/>
+          <w:sz w:val="24"/>
+          <w:szCs w:val="24"/>
+          <w:lang w:val="en-GB"/>
+        </w:rPr>
+        <w:t xml:space="preserve"> </w:t>
+      </w:r>
+      <w:proofErr w:type="spellStart"/>
+      <w:r>
+        <w:rPr>
+          <w:rFonts w:ascii="Times New Roman" w:hAnsi="Times New Roman" w:cs="Times New Roman"/>
+          <w:i/>
+          <w:sz w:val="24"/>
+          <w:szCs w:val="24"/>
+          <w:lang w:val="en-GB"/>
+        </w:rPr>
+        <w:t>por</w:t>
+      </w:r>
+      <w:proofErr w:type="spellEnd"/>
+      <w:r>
+        <w:rPr>
+          <w:rFonts w:ascii="Times New Roman" w:hAnsi="Times New Roman" w:cs="Times New Roman"/>
+          <w:i/>
+          <w:sz w:val="24"/>
+          <w:szCs w:val="24"/>
+          <w:lang w:val="en-GB"/>
+        </w:rPr>
+        <w:t xml:space="preserve"> </w:t>
+      </w:r>
+      <w:proofErr w:type="spellStart"/>
+      <w:r>
+        <w:rPr>
+          <w:rFonts w:ascii="Times New Roman" w:hAnsi="Times New Roman" w:cs="Times New Roman"/>
+          <w:i/>
+          <w:sz w:val="24"/>
+          <w:szCs w:val="24"/>
+          <w:lang w:val="en-GB"/>
+        </w:rPr>
+        <w:t>dez</w:t>
+      </w:r>
+      <w:proofErr w:type="spellEnd"/>
+      <w:r>
+        <w:rPr>
+          <w:rFonts w:ascii="Times New Roman" w:hAnsi="Times New Roman" w:cs="Times New Roman"/>
+          <w:i/>
+          <w:sz w:val="24"/>
+          <w:szCs w:val="24"/>
+          <w:lang w:val="en-GB"/>
+        </w:rPr>
+        <w:t xml:space="preserve"> Poetas </w:t>
+      </w:r>
+      <w:proofErr w:type="spellStart"/>
+      <w:r>
+        <w:rPr>
+          <w:rFonts w:ascii="Times New Roman" w:hAnsi="Times New Roman" w:cs="Times New Roman"/>
+          <w:i/>
+          <w:sz w:val="24"/>
+          <w:szCs w:val="24"/>
+          <w:lang w:val="en-GB"/>
+        </w:rPr>
+        <w:t>B</w:t>
+      </w:r>
+      <w:r>
+        <w:rPr>
+          <w:rFonts w:ascii="Times New Roman" w:hAnsi="Times New Roman" w:cs="Times New Roman"/>
+          <w:i/>
+          <w:sz w:val="24"/>
+          <w:szCs w:val="24"/>
+          <w:lang w:val="en-GB"/>
+        </w:rPr>
+        <w:t>rasileiros</w:t>
+      </w:r>
+      <w:proofErr w:type="spellEnd"/>
+      <w:r>
+        <w:rPr>
+          <w:rFonts w:ascii="Times New Roman" w:hAnsi="Times New Roman" w:cs="Times New Roman"/>
+          <w:sz w:val="24"/>
+          <w:szCs w:val="24"/>
+          <w:lang w:val="en-GB"/>
+        </w:rPr>
+        <w:t>, Recife 2005; A. Brandolini, ‘</w:t>
+      </w:r>
+      <w:proofErr w:type="spellStart"/>
+      <w:r>
+        <w:rPr>
+          <w:rFonts w:ascii="Times New Roman" w:hAnsi="Times New Roman" w:cs="Times New Roman"/>
+          <w:sz w:val="24"/>
+          <w:szCs w:val="24"/>
+          <w:lang w:val="en-GB"/>
+        </w:rPr>
+        <w:t>Poesie</w:t>
+      </w:r>
+      <w:proofErr w:type="spellEnd"/>
+      <w:r>
+        <w:rPr>
+          <w:rFonts w:ascii="Times New Roman" w:hAnsi="Times New Roman" w:cs="Times New Roman"/>
+          <w:sz w:val="24"/>
+          <w:szCs w:val="24"/>
+          <w:lang w:val="en-GB"/>
+        </w:rPr>
+        <w:t xml:space="preserve"> della Terra / Poesia da Terra’ in: </w:t>
+      </w:r>
+      <w:r>
+        <w:rPr>
+          <w:rFonts w:ascii="Times New Roman" w:hAnsi="Times New Roman" w:cs="Times New Roman"/>
+          <w:i/>
+          <w:sz w:val="24"/>
+          <w:szCs w:val="24"/>
+          <w:lang w:val="en-GB"/>
+        </w:rPr>
+        <w:t>Revista Brasileira</w:t>
+      </w:r>
+      <w:r>
+        <w:rPr>
+          <w:rFonts w:ascii="Times New Roman" w:hAnsi="Times New Roman" w:cs="Times New Roman"/>
+          <w:sz w:val="24"/>
+          <w:szCs w:val="24"/>
+          <w:lang w:val="en-GB"/>
+        </w:rPr>
+        <w:t>, April/June 2006, 271-279; U. Saba, ‘</w:t>
+      </w:r>
+      <w:proofErr w:type="spellStart"/>
+      <w:r>
+        <w:rPr>
+          <w:rFonts w:ascii="Times New Roman" w:hAnsi="Times New Roman" w:cs="Times New Roman"/>
+          <w:sz w:val="24"/>
+          <w:szCs w:val="24"/>
+          <w:lang w:val="en-GB"/>
+        </w:rPr>
+        <w:t>Poemas</w:t>
+      </w:r>
+      <w:proofErr w:type="spellEnd"/>
+      <w:r>
+        <w:rPr>
+          <w:rFonts w:ascii="Times New Roman" w:hAnsi="Times New Roman" w:cs="Times New Roman"/>
+          <w:sz w:val="24"/>
+          <w:szCs w:val="24"/>
+          <w:lang w:val="en-GB"/>
+        </w:rPr>
+        <w:t xml:space="preserve">’ in: </w:t>
+      </w:r>
+      <w:r>
+        <w:rPr>
+          <w:rFonts w:ascii="Times New Roman" w:hAnsi="Times New Roman" w:cs="Times New Roman"/>
+          <w:i/>
+          <w:sz w:val="24"/>
+          <w:szCs w:val="24"/>
+          <w:lang w:val="en-GB"/>
+        </w:rPr>
+        <w:t>Revista Brasileira</w:t>
+      </w:r>
+      <w:r>
+        <w:rPr>
+          <w:rFonts w:ascii="Times New Roman" w:hAnsi="Times New Roman" w:cs="Times New Roman"/>
+          <w:sz w:val="24"/>
+          <w:szCs w:val="24"/>
+          <w:lang w:val="en-GB"/>
+        </w:rPr>
+        <w:t xml:space="preserve">, October/December 2006; 217-251; </w:t>
+      </w:r>
+      <w:proofErr w:type="spellStart"/>
+      <w:r>
+        <w:rPr>
+          <w:rFonts w:ascii="Times New Roman" w:hAnsi="Times New Roman" w:cs="Times New Roman"/>
+          <w:i/>
+          <w:sz w:val="24"/>
+          <w:szCs w:val="24"/>
+          <w:lang w:val="en-GB"/>
+        </w:rPr>
+        <w:t>Memórias</w:t>
+      </w:r>
+      <w:proofErr w:type="spellEnd"/>
+      <w:r>
+        <w:rPr>
+          <w:rFonts w:ascii="Times New Roman" w:hAnsi="Times New Roman" w:cs="Times New Roman"/>
+          <w:i/>
+          <w:sz w:val="24"/>
+          <w:szCs w:val="24"/>
+          <w:lang w:val="en-GB"/>
+        </w:rPr>
+        <w:t xml:space="preserve"> de um </w:t>
+      </w:r>
+      <w:proofErr w:type="spellStart"/>
+      <w:r>
+        <w:rPr>
+          <w:rFonts w:ascii="Times New Roman" w:hAnsi="Times New Roman" w:cs="Times New Roman"/>
+          <w:i/>
+          <w:sz w:val="24"/>
+          <w:szCs w:val="24"/>
+          <w:lang w:val="en-GB"/>
+        </w:rPr>
+        <w:t>Tradutor</w:t>
+      </w:r>
+      <w:proofErr w:type="spellEnd"/>
+      <w:r>
+        <w:rPr>
+          <w:rFonts w:ascii="Times New Roman" w:hAnsi="Times New Roman" w:cs="Times New Roman"/>
+          <w:i/>
+          <w:sz w:val="24"/>
+          <w:szCs w:val="24"/>
+          <w:lang w:val="en-GB"/>
+        </w:rPr>
+        <w:t xml:space="preserve"> de Poesia, </w:t>
+      </w:r>
+      <w:r>
+        <w:rPr>
+          <w:rFonts w:ascii="Times New Roman" w:hAnsi="Times New Roman" w:cs="Times New Roman"/>
+          <w:sz w:val="24"/>
+          <w:szCs w:val="24"/>
+          <w:lang w:val="en-GB"/>
+        </w:rPr>
+        <w:t xml:space="preserve">Florianópolis 2006; </w:t>
+      </w:r>
+      <w:proofErr w:type="spellStart"/>
+      <w:r>
+        <w:rPr>
+          <w:rFonts w:ascii="Times New Roman" w:hAnsi="Times New Roman" w:cs="Times New Roman"/>
+          <w:i/>
+          <w:sz w:val="24"/>
+          <w:szCs w:val="24"/>
+          <w:lang w:val="en-GB"/>
+        </w:rPr>
+        <w:t>Encontro</w:t>
+      </w:r>
+      <w:proofErr w:type="spellEnd"/>
+      <w:r>
+        <w:rPr>
+          <w:rFonts w:ascii="Times New Roman" w:hAnsi="Times New Roman" w:cs="Times New Roman"/>
+          <w:i/>
+          <w:sz w:val="24"/>
+          <w:szCs w:val="24"/>
+          <w:lang w:val="en-GB"/>
+        </w:rPr>
+        <w:t xml:space="preserve"> </w:t>
+      </w:r>
+      <w:proofErr w:type="spellStart"/>
+      <w:r>
+        <w:rPr>
+          <w:rFonts w:ascii="Times New Roman" w:hAnsi="Times New Roman" w:cs="Times New Roman"/>
+          <w:i/>
+          <w:sz w:val="24"/>
+          <w:szCs w:val="24"/>
+          <w:lang w:val="en-GB"/>
+        </w:rPr>
+        <w:t>em</w:t>
+      </w:r>
+      <w:proofErr w:type="spellEnd"/>
+      <w:r>
+        <w:rPr>
+          <w:rFonts w:ascii="Times New Roman" w:hAnsi="Times New Roman" w:cs="Times New Roman"/>
+          <w:i/>
+          <w:sz w:val="24"/>
+          <w:szCs w:val="24"/>
+          <w:lang w:val="en-GB"/>
+        </w:rPr>
+        <w:t xml:space="preserve"> Ouro Preto – Contos </w:t>
+      </w:r>
+      <w:proofErr w:type="spellStart"/>
+      <w:r>
+        <w:rPr>
+          <w:rFonts w:ascii="Times New Roman" w:hAnsi="Times New Roman" w:cs="Times New Roman"/>
+          <w:i/>
+          <w:sz w:val="24"/>
+          <w:szCs w:val="24"/>
+          <w:lang w:val="en-GB"/>
+        </w:rPr>
+        <w:t>Fantásticos</w:t>
+      </w:r>
+      <w:proofErr w:type="spellEnd"/>
+      <w:r>
+        <w:rPr>
+          <w:rFonts w:ascii="Times New Roman" w:hAnsi="Times New Roman" w:cs="Times New Roman"/>
+          <w:sz w:val="24"/>
+          <w:szCs w:val="24"/>
+          <w:lang w:val="en-GB"/>
+        </w:rPr>
+        <w:t xml:space="preserve">, Rio de Janeiro 2007 (short stories); </w:t>
+      </w:r>
+      <w:r>
+        <w:rPr>
+          <w:rFonts w:ascii="Times New Roman" w:hAnsi="Times New Roman" w:cs="Times New Roman"/>
+          <w:sz w:val="24"/>
+          <w:szCs w:val="24"/>
+          <w:lang w:val="en-GB"/>
+        </w:rPr>
+        <w:t>L. Romano, ‘</w:t>
+      </w:r>
+      <w:proofErr w:type="spellStart"/>
+      <w:r>
+        <w:rPr>
+          <w:rFonts w:ascii="Times New Roman" w:hAnsi="Times New Roman" w:cs="Times New Roman"/>
+          <w:sz w:val="24"/>
+          <w:szCs w:val="24"/>
+          <w:lang w:val="en-GB"/>
+        </w:rPr>
+        <w:t>Poemas</w:t>
+      </w:r>
+      <w:proofErr w:type="spellEnd"/>
+      <w:r>
+        <w:rPr>
+          <w:rFonts w:ascii="Times New Roman" w:hAnsi="Times New Roman" w:cs="Times New Roman"/>
+          <w:sz w:val="24"/>
+          <w:szCs w:val="24"/>
+          <w:lang w:val="en-GB"/>
+        </w:rPr>
+        <w:t xml:space="preserve">’ in: </w:t>
+      </w:r>
+      <w:r>
+        <w:rPr>
+          <w:rFonts w:ascii="Times New Roman" w:hAnsi="Times New Roman" w:cs="Times New Roman"/>
+          <w:i/>
+          <w:sz w:val="24"/>
+          <w:szCs w:val="24"/>
+          <w:lang w:val="en-GB"/>
+        </w:rPr>
+        <w:t>Revista Brasileira</w:t>
+      </w:r>
+      <w:r>
+        <w:rPr>
+          <w:rFonts w:ascii="Times New Roman" w:hAnsi="Times New Roman" w:cs="Times New Roman"/>
+          <w:sz w:val="24"/>
+          <w:szCs w:val="24"/>
+          <w:lang w:val="en-GB"/>
+        </w:rPr>
+        <w:t>, July/September 2007, 197-209; S. Penna, ‘</w:t>
+      </w:r>
+      <w:proofErr w:type="spellStart"/>
+      <w:r>
+        <w:rPr>
+          <w:rFonts w:ascii="Times New Roman" w:hAnsi="Times New Roman" w:cs="Times New Roman"/>
+          <w:sz w:val="24"/>
+          <w:szCs w:val="24"/>
+          <w:lang w:val="en-GB"/>
+        </w:rPr>
+        <w:t>Poemas</w:t>
+      </w:r>
+      <w:proofErr w:type="spellEnd"/>
+      <w:r>
+        <w:rPr>
+          <w:rFonts w:ascii="Times New Roman" w:hAnsi="Times New Roman" w:cs="Times New Roman"/>
+          <w:sz w:val="24"/>
+          <w:szCs w:val="24"/>
+          <w:lang w:val="en-GB"/>
+        </w:rPr>
+        <w:t xml:space="preserve">’ in </w:t>
+      </w:r>
+      <w:r>
+        <w:rPr>
+          <w:rFonts w:ascii="Times New Roman" w:hAnsi="Times New Roman" w:cs="Times New Roman"/>
+          <w:i/>
+          <w:sz w:val="24"/>
+          <w:szCs w:val="24"/>
+          <w:lang w:val="en-GB"/>
+        </w:rPr>
+        <w:t>Revista Brasileira</w:t>
+      </w:r>
+      <w:r>
+        <w:rPr>
+          <w:rFonts w:ascii="Times New Roman" w:hAnsi="Times New Roman" w:cs="Times New Roman"/>
+          <w:sz w:val="24"/>
+          <w:szCs w:val="24"/>
+          <w:lang w:val="en-GB"/>
+        </w:rPr>
+        <w:t>, July/September 2007, 211-219; A. Bertollucci, ‘</w:t>
+      </w:r>
+      <w:proofErr w:type="spellStart"/>
+      <w:r>
+        <w:rPr>
+          <w:rFonts w:ascii="Times New Roman" w:hAnsi="Times New Roman" w:cs="Times New Roman"/>
+          <w:sz w:val="24"/>
+          <w:szCs w:val="24"/>
+          <w:lang w:val="en-GB"/>
+        </w:rPr>
+        <w:t>Poemas</w:t>
+      </w:r>
+      <w:proofErr w:type="spellEnd"/>
+      <w:r>
+        <w:rPr>
+          <w:rFonts w:ascii="Times New Roman" w:hAnsi="Times New Roman" w:cs="Times New Roman"/>
+          <w:sz w:val="24"/>
+          <w:szCs w:val="24"/>
+          <w:lang w:val="en-GB"/>
+        </w:rPr>
+        <w:t xml:space="preserve">’ in: </w:t>
+      </w:r>
+      <w:r>
+        <w:rPr>
+          <w:rFonts w:ascii="Times New Roman" w:hAnsi="Times New Roman" w:cs="Times New Roman"/>
+          <w:i/>
+          <w:sz w:val="24"/>
+          <w:szCs w:val="24"/>
+          <w:lang w:val="en-GB"/>
+        </w:rPr>
+        <w:t>Revista Brasileira</w:t>
+      </w:r>
+      <w:r>
+        <w:rPr>
+          <w:rFonts w:ascii="Times New Roman" w:hAnsi="Times New Roman" w:cs="Times New Roman"/>
+          <w:sz w:val="24"/>
+          <w:szCs w:val="24"/>
+          <w:lang w:val="en-GB"/>
+        </w:rPr>
+        <w:t xml:space="preserve">, July/September 2008, 334-349; </w:t>
+      </w:r>
+      <w:r>
+        <w:rPr>
+          <w:rFonts w:ascii="Times New Roman" w:hAnsi="Times New Roman" w:cs="Times New Roman"/>
+          <w:sz w:val="24"/>
+          <w:szCs w:val="24"/>
+          <w:lang w:val="en-GB"/>
+        </w:rPr>
+        <w:t xml:space="preserve">B. </w:t>
+      </w:r>
+      <w:proofErr w:type="spellStart"/>
+      <w:r>
+        <w:rPr>
+          <w:rFonts w:ascii="Times New Roman" w:hAnsi="Times New Roman" w:cs="Times New Roman"/>
+          <w:sz w:val="24"/>
+          <w:szCs w:val="24"/>
+          <w:lang w:val="en-GB"/>
+        </w:rPr>
+        <w:t>Cendrars</w:t>
+      </w:r>
+      <w:proofErr w:type="spellEnd"/>
+      <w:r>
+        <w:rPr>
+          <w:rFonts w:ascii="Times New Roman" w:hAnsi="Times New Roman" w:cs="Times New Roman"/>
+          <w:sz w:val="24"/>
+          <w:szCs w:val="24"/>
+          <w:lang w:val="en-GB"/>
+        </w:rPr>
         <w:t xml:space="preserve">, </w:t>
       </w:r>
+      <w:r>
+        <w:rPr>
+          <w:rFonts w:ascii="Times New Roman" w:hAnsi="Times New Roman" w:cs="Times New Roman"/>
+          <w:i/>
+          <w:sz w:val="24"/>
+          <w:szCs w:val="24"/>
+          <w:lang w:val="en-GB"/>
+        </w:rPr>
+        <w:t xml:space="preserve">O </w:t>
+      </w:r>
       <w:proofErr w:type="spellStart"/>
       <w:r>
         <w:rPr>
@@ -4806,7 +5991,7 @@
           <w:szCs w:val="24"/>
           <w:lang w:val="en-GB"/>
         </w:rPr>
-        <w:t>Tradução</w:t>
+        <w:t>Loteamento</w:t>
       </w:r>
       <w:proofErr w:type="spellEnd"/>
       <w:r>
@@ -4817,7 +6002,7 @@
           <w:szCs w:val="24"/>
           <w:lang w:val="en-GB"/>
         </w:rPr>
-        <w:t xml:space="preserve"> e </w:t>
+        <w:t xml:space="preserve"> do Céu (Le </w:t>
       </w:r>
       <w:proofErr w:type="spellStart"/>
       <w:r>
@@ -4828,7 +6013,7 @@
           <w:szCs w:val="24"/>
           <w:lang w:val="en-GB"/>
         </w:rPr>
-        <w:t>Notas</w:t>
+        <w:t>lotissement</w:t>
       </w:r>
       <w:proofErr w:type="spellEnd"/>
       <w:r>
@@ -4839,45 +6024,7 @@
           <w:szCs w:val="24"/>
           <w:lang w:val="en-GB"/>
         </w:rPr>
-        <w:t xml:space="preserve">, </w:t>
-      </w:r>
-      <w:r>
-        <w:rPr>
-          <w:rFonts w:ascii="Times New Roman" w:hAnsi="Times New Roman" w:cs="Times New Roman"/>
-          <w:sz w:val="24"/>
-          <w:szCs w:val="24"/>
-          <w:lang w:val="en-GB"/>
-        </w:rPr>
-        <w:t>Rio de Janeiro 1987 (</w:t>
-      </w:r>
-      <w:r>
-        <w:rPr>
-          <w:rFonts w:ascii="Times New Roman" w:hAnsi="Times New Roman" w:cs="Times New Roman"/>
-          <w:i/>
-          <w:sz w:val="24"/>
-          <w:szCs w:val="24"/>
-          <w:lang w:val="en-GB"/>
-        </w:rPr>
-        <w:t>Premio Internazionale Eugenio Montale</w:t>
-      </w:r>
-      <w:r>
-        <w:rPr>
-          <w:rFonts w:ascii="Times New Roman" w:hAnsi="Times New Roman" w:cs="Times New Roman"/>
-          <w:sz w:val="24"/>
-          <w:szCs w:val="24"/>
-          <w:lang w:val="en-GB"/>
-        </w:rPr>
-        <w:t xml:space="preserve">, Roma 1998); </w:t>
-      </w:r>
-      <w:r>
-        <w:rPr>
-          <w:rFonts w:ascii="Times New Roman" w:hAnsi="Times New Roman" w:cs="Times New Roman"/>
-          <w:i/>
-          <w:sz w:val="24"/>
-          <w:szCs w:val="24"/>
-          <w:lang w:val="en-GB"/>
-        </w:rPr>
-        <w:t xml:space="preserve">Poesia </w:t>
+        <w:t xml:space="preserve"> du </w:t>
       </w:r>
       <w:proofErr w:type="spellStart"/>
       <w:r>
@@ -4888,21 +6035,102 @@
           <w:szCs w:val="24"/>
           <w:lang w:val="en-GB"/>
         </w:rPr>
-        <w:t>Reunida</w:t>
+        <w:t>ciel</w:t>
       </w:r>
       <w:proofErr w:type="spellEnd"/>
       <w:r>
         <w:rPr>
           <w:rFonts w:ascii="Times New Roman" w:hAnsi="Times New Roman" w:cs="Times New Roman"/>
-          <w:sz w:val="24"/>
-          <w:szCs w:val="24"/>
-          <w:lang w:val="en-GB"/>
-        </w:rPr>
-        <w:t>, Rio de Janeiro 1998;</w:t>
-      </w:r>
-      <w:r>
-        <w:rPr>
-          <w:rFonts w:ascii="Times New Roman" w:hAnsi="Times New Roman" w:cs="Times New Roman"/>
+          <w:i/>
+          <w:sz w:val="24"/>
+          <w:szCs w:val="24"/>
+          <w:lang w:val="en-GB"/>
+        </w:rPr>
+        <w:t>)</w:t>
+      </w:r>
+      <w:r>
+        <w:rPr>
+          <w:rFonts w:ascii="Times New Roman" w:hAnsi="Times New Roman" w:cs="Times New Roman"/>
+          <w:sz w:val="24"/>
+          <w:szCs w:val="24"/>
+          <w:lang w:val="en-GB"/>
+        </w:rPr>
+        <w:t xml:space="preserve">, São Paulo 2009; </w:t>
+      </w:r>
+      <w:r>
+        <w:rPr>
+          <w:rFonts w:ascii="Times New Roman" w:hAnsi="Times New Roman" w:cs="Times New Roman"/>
+          <w:i/>
+          <w:sz w:val="24"/>
+          <w:szCs w:val="24"/>
+          <w:lang w:val="en-GB"/>
+        </w:rPr>
+        <w:t xml:space="preserve">As </w:t>
+      </w:r>
+      <w:proofErr w:type="spellStart"/>
+      <w:r>
+        <w:rPr>
+          <w:rFonts w:ascii="Times New Roman" w:hAnsi="Times New Roman" w:cs="Times New Roman"/>
+          <w:i/>
+          <w:sz w:val="24"/>
+          <w:szCs w:val="24"/>
+          <w:lang w:val="en-GB"/>
+        </w:rPr>
+        <w:t>Desventuras</w:t>
+      </w:r>
+      <w:proofErr w:type="spellEnd"/>
+      <w:r>
+        <w:rPr>
+          <w:rFonts w:ascii="Times New Roman" w:hAnsi="Times New Roman" w:cs="Times New Roman"/>
+          <w:i/>
+          <w:sz w:val="24"/>
+          <w:szCs w:val="24"/>
+          <w:lang w:val="en-GB"/>
+        </w:rPr>
+        <w:t xml:space="preserve"> da Graça</w:t>
+      </w:r>
+      <w:r>
+        <w:rPr>
+          <w:rFonts w:ascii="Times New Roman" w:hAnsi="Times New Roman" w:cs="Times New Roman"/>
+          <w:sz w:val="24"/>
+          <w:szCs w:val="24"/>
+          <w:lang w:val="en-GB"/>
+        </w:rPr>
+        <w:t xml:space="preserve">, Rio de Janeiro 2010; </w:t>
+      </w:r>
+      <w:r>
+        <w:rPr>
+          <w:rFonts w:ascii="Times New Roman" w:hAnsi="Times New Roman" w:cs="Times New Roman"/>
+          <w:i/>
+          <w:sz w:val="24"/>
+          <w:szCs w:val="24"/>
+          <w:lang w:val="en-GB"/>
+        </w:rPr>
+        <w:t>Verbatim Record of the Inaugural A</w:t>
+      </w:r>
+      <w:r>
+        <w:rPr>
+          <w:rFonts w:ascii="Times New Roman" w:hAnsi="Times New Roman" w:cs="Times New Roman"/>
+          <w:i/>
+          <w:sz w:val="24"/>
+          <w:szCs w:val="24"/>
+          <w:lang w:val="en-GB"/>
+        </w:rPr>
+        <w:t>ddress at Academia Brasileira de Letras</w:t>
+      </w:r>
+      <w:r>
+        <w:rPr>
+          <w:rFonts w:ascii="Times New Roman" w:hAnsi="Times New Roman" w:cs="Times New Roman"/>
+          <w:sz w:val="24"/>
+          <w:szCs w:val="24"/>
+          <w:lang w:val="en-GB"/>
+        </w:rPr>
+        <w:t>,</w:t>
+      </w:r>
+      <w:r>
+        <w:rPr>
+          <w:rFonts w:ascii="Times New Roman" w:hAnsi="Times New Roman" w:cs="Times New Roman"/>
+          <w:i/>
           <w:sz w:val="24"/>
           <w:szCs w:val="24"/>
           <w:lang w:val="en-GB"/>
@@ -4916,232 +6144,16 @@
           <w:szCs w:val="24"/>
           <w:lang w:val="en-GB"/>
         </w:rPr>
-        <w:t>S</w:t>
-      </w:r>
-      <w:r>
-        <w:rPr>
-          <w:rFonts w:ascii="Times New Roman" w:hAnsi="Times New Roman" w:cs="Times New Roman"/>
-          <w:sz w:val="24"/>
-          <w:szCs w:val="24"/>
-          <w:lang w:val="en-GB"/>
-        </w:rPr>
-        <w:t xml:space="preserve">. </w:t>
-      </w:r>
-      <w:r>
-        <w:rPr>
-          <w:rFonts w:ascii="Times New Roman" w:hAnsi="Times New Roman" w:cs="Times New Roman"/>
-          <w:sz w:val="24"/>
-          <w:szCs w:val="24"/>
-          <w:lang w:val="en-GB"/>
-        </w:rPr>
-        <w:t>Quasimodo</w:t>
-      </w:r>
-      <w:r>
-        <w:rPr>
-          <w:rFonts w:ascii="Times New Roman" w:hAnsi="Times New Roman" w:cs="Times New Roman"/>
-          <w:i/>
-          <w:sz w:val="24"/>
-          <w:szCs w:val="24"/>
-          <w:lang w:val="en-GB"/>
-        </w:rPr>
-        <w:t xml:space="preserve">, </w:t>
-      </w:r>
-      <w:proofErr w:type="spellStart"/>
-      <w:r>
-        <w:rPr>
-          <w:rFonts w:ascii="Times New Roman" w:hAnsi="Times New Roman" w:cs="Times New Roman"/>
-          <w:i/>
-          <w:sz w:val="24"/>
-          <w:szCs w:val="24"/>
-          <w:lang w:val="en-GB"/>
-        </w:rPr>
-        <w:t>Poesias</w:t>
-      </w:r>
-      <w:proofErr w:type="spellEnd"/>
-      <w:r>
-        <w:rPr>
-          <w:rFonts w:ascii="Times New Roman" w:hAnsi="Times New Roman" w:cs="Times New Roman"/>
-          <w:i/>
-          <w:sz w:val="24"/>
-          <w:szCs w:val="24"/>
-          <w:lang w:val="en-GB"/>
-        </w:rPr>
-        <w:t xml:space="preserve">, </w:t>
-      </w:r>
-      <w:proofErr w:type="spellStart"/>
-      <w:r>
-        <w:rPr>
-          <w:rFonts w:ascii="Times New Roman" w:hAnsi="Times New Roman" w:cs="Times New Roman"/>
-          <w:i/>
-          <w:sz w:val="24"/>
-          <w:szCs w:val="24"/>
-          <w:lang w:val="en-GB"/>
-        </w:rPr>
-        <w:t>Seleção</w:t>
-      </w:r>
-      <w:proofErr w:type="spellEnd"/>
-      <w:r>
-        <w:rPr>
-          <w:rFonts w:ascii="Times New Roman" w:hAnsi="Times New Roman" w:cs="Times New Roman"/>
-          <w:i/>
-          <w:sz w:val="24"/>
-          <w:szCs w:val="24"/>
-          <w:lang w:val="en-GB"/>
-        </w:rPr>
-        <w:t xml:space="preserve">, </w:t>
-      </w:r>
-      <w:proofErr w:type="spellStart"/>
-      <w:r>
-        <w:rPr>
-          <w:rFonts w:ascii="Times New Roman" w:hAnsi="Times New Roman" w:cs="Times New Roman"/>
-          <w:i/>
-          <w:sz w:val="24"/>
-          <w:szCs w:val="24"/>
-          <w:lang w:val="en-GB"/>
-        </w:rPr>
-        <w:t>Tradução</w:t>
-      </w:r>
-      <w:proofErr w:type="spellEnd"/>
-      <w:r>
-        <w:rPr>
-          <w:rFonts w:ascii="Times New Roman" w:hAnsi="Times New Roman" w:cs="Times New Roman"/>
-          <w:i/>
-          <w:sz w:val="24"/>
-          <w:szCs w:val="24"/>
-          <w:lang w:val="en-GB"/>
-        </w:rPr>
-        <w:t xml:space="preserve"> e </w:t>
-      </w:r>
-      <w:proofErr w:type="spellStart"/>
-      <w:r>
-        <w:rPr>
-          <w:rFonts w:ascii="Times New Roman" w:hAnsi="Times New Roman" w:cs="Times New Roman"/>
-          <w:i/>
-          <w:sz w:val="24"/>
-          <w:szCs w:val="24"/>
-          <w:lang w:val="en-GB"/>
-        </w:rPr>
-        <w:t>Notas</w:t>
-      </w:r>
-      <w:proofErr w:type="spellEnd"/>
-      <w:r>
-        <w:rPr>
-          <w:rFonts w:ascii="Times New Roman" w:hAnsi="Times New Roman" w:cs="Times New Roman"/>
-          <w:sz w:val="24"/>
-          <w:szCs w:val="24"/>
-          <w:lang w:val="en-GB"/>
-        </w:rPr>
-        <w:t xml:space="preserve">, Rio de Janeiro </w:t>
-      </w:r>
-      <w:r>
-        <w:rPr>
-          <w:rFonts w:ascii="Times New Roman" w:hAnsi="Times New Roman" w:cs="Times New Roman"/>
-          <w:sz w:val="24"/>
-          <w:szCs w:val="24"/>
-          <w:lang w:val="en-GB"/>
-        </w:rPr>
-        <w:t>1999</w:t>
-      </w:r>
-      <w:r>
-        <w:rPr>
-          <w:rFonts w:ascii="Times New Roman" w:hAnsi="Times New Roman" w:cs="Times New Roman"/>
-          <w:sz w:val="24"/>
-          <w:szCs w:val="24"/>
-          <w:lang w:val="en-GB"/>
-        </w:rPr>
-        <w:t xml:space="preserve">; </w:t>
-      </w:r>
-      <w:r>
-        <w:rPr>
-          <w:rFonts w:ascii="Times New Roman" w:hAnsi="Times New Roman" w:cs="Times New Roman"/>
-          <w:sz w:val="24"/>
-          <w:szCs w:val="24"/>
-          <w:lang w:val="en-GB"/>
-        </w:rPr>
-        <w:t xml:space="preserve">A. Mutis, </w:t>
-      </w:r>
-      <w:proofErr w:type="spellStart"/>
-      <w:r>
-        <w:rPr>
-          <w:rFonts w:ascii="Times New Roman" w:hAnsi="Times New Roman" w:cs="Times New Roman"/>
-          <w:i/>
-          <w:sz w:val="24"/>
-          <w:szCs w:val="24"/>
-          <w:lang w:val="en-GB"/>
-        </w:rPr>
-        <w:t>Poesias</w:t>
-      </w:r>
-      <w:proofErr w:type="spellEnd"/>
-      <w:r>
-        <w:rPr>
-          <w:rFonts w:ascii="Times New Roman" w:hAnsi="Times New Roman" w:cs="Times New Roman"/>
-          <w:i/>
-          <w:sz w:val="24"/>
-          <w:szCs w:val="24"/>
-          <w:lang w:val="en-GB"/>
-        </w:rPr>
-        <w:t xml:space="preserve">, </w:t>
-      </w:r>
-      <w:proofErr w:type="spellStart"/>
-      <w:r>
-        <w:rPr>
-          <w:rFonts w:ascii="Times New Roman" w:hAnsi="Times New Roman" w:cs="Times New Roman"/>
-          <w:i/>
-          <w:sz w:val="24"/>
-          <w:szCs w:val="24"/>
-          <w:lang w:val="en-GB"/>
-        </w:rPr>
-        <w:t>Seleção</w:t>
-      </w:r>
-      <w:proofErr w:type="spellEnd"/>
-      <w:r>
-        <w:rPr>
-          <w:rFonts w:ascii="Times New Roman" w:hAnsi="Times New Roman" w:cs="Times New Roman"/>
-          <w:i/>
-          <w:sz w:val="24"/>
-          <w:szCs w:val="24"/>
-          <w:lang w:val="en-GB"/>
-        </w:rPr>
-        <w:t xml:space="preserve"> e </w:t>
-      </w:r>
-      <w:proofErr w:type="spellStart"/>
-      <w:r>
-        <w:rPr>
-          <w:rFonts w:ascii="Times New Roman" w:hAnsi="Times New Roman" w:cs="Times New Roman"/>
-          <w:i/>
-          <w:sz w:val="24"/>
-          <w:szCs w:val="24"/>
-          <w:lang w:val="en-GB"/>
-        </w:rPr>
-        <w:t>Tradução</w:t>
-      </w:r>
-      <w:proofErr w:type="spellEnd"/>
-      <w:r>
-        <w:rPr>
-          <w:rFonts w:ascii="Times New Roman" w:hAnsi="Times New Roman" w:cs="Times New Roman"/>
-          <w:sz w:val="24"/>
-          <w:szCs w:val="24"/>
-          <w:lang w:val="en-GB"/>
-        </w:rPr>
-        <w:t xml:space="preserve">, Rio de Janeiro 2000; </w:t>
-      </w:r>
-      <w:r>
-        <w:rPr>
-          <w:rFonts w:ascii="Times New Roman" w:hAnsi="Times New Roman" w:cs="Times New Roman"/>
-          <w:sz w:val="24"/>
-          <w:szCs w:val="24"/>
-          <w:lang w:val="en-GB"/>
-        </w:rPr>
-        <w:t>G</w:t>
-      </w:r>
-      <w:r>
-        <w:rPr>
-          <w:rFonts w:ascii="Times New Roman" w:hAnsi="Times New Roman" w:cs="Times New Roman"/>
-          <w:sz w:val="24"/>
-          <w:szCs w:val="24"/>
-          <w:lang w:val="en-GB"/>
-        </w:rPr>
-        <w:t>.</w:t>
+        <w:t>Rio de Janeiro</w:t>
+      </w:r>
+      <w:r>
+        <w:rPr>
+          <w:rFonts w:ascii="Times New Roman" w:hAnsi="Times New Roman" w:cs="Times New Roman"/>
+          <w:sz w:val="24"/>
+          <w:szCs w:val="24"/>
+          <w:lang w:val="en-GB"/>
+        </w:rPr>
+        <w:t xml:space="preserve"> 2010, available (in Portuguese) at</w:t>
       </w:r>
       <w:r>
         <w:rPr>
@@ -5152,1074 +6164,7 @@
         </w:rPr>
         <w:t xml:space="preserve"> </w:t>
       </w:r>
-      <w:r>
-        <w:rPr>
-          <w:rFonts w:ascii="Times New Roman" w:hAnsi="Times New Roman" w:cs="Times New Roman"/>
-          <w:sz w:val="24"/>
-          <w:szCs w:val="24"/>
-          <w:lang w:val="en-GB"/>
-        </w:rPr>
-        <w:lastRenderedPageBreak/>
-        <w:t>Ungaretti</w:t>
-      </w:r>
-      <w:r>
-        <w:rPr>
-          <w:rFonts w:ascii="Times New Roman" w:hAnsi="Times New Roman" w:cs="Times New Roman"/>
-          <w:sz w:val="24"/>
-          <w:szCs w:val="24"/>
-          <w:lang w:val="en-GB"/>
-        </w:rPr>
-        <w:t>,</w:t>
-      </w:r>
-      <w:r>
-        <w:rPr>
-          <w:rFonts w:ascii="Times New Roman" w:hAnsi="Times New Roman" w:cs="Times New Roman"/>
-          <w:i/>
-          <w:sz w:val="24"/>
-          <w:szCs w:val="24"/>
-          <w:lang w:val="en-GB"/>
-        </w:rPr>
-        <w:t xml:space="preserve"> A Alegria</w:t>
-      </w:r>
-      <w:r>
-        <w:rPr>
-          <w:rFonts w:ascii="Times New Roman" w:hAnsi="Times New Roman" w:cs="Times New Roman"/>
-          <w:sz w:val="24"/>
-          <w:szCs w:val="24"/>
-          <w:lang w:val="en-GB"/>
-        </w:rPr>
-        <w:t>, Rio de Janeiro 2003</w:t>
-      </w:r>
-      <w:r>
-        <w:rPr>
-          <w:rFonts w:ascii="Times New Roman" w:hAnsi="Times New Roman" w:cs="Times New Roman"/>
-          <w:sz w:val="24"/>
-          <w:szCs w:val="24"/>
-          <w:lang w:val="en-GB"/>
-        </w:rPr>
-        <w:t xml:space="preserve">; </w:t>
-      </w:r>
-      <w:proofErr w:type="spellStart"/>
-      <w:r>
-        <w:rPr>
-          <w:rFonts w:ascii="Times New Roman" w:hAnsi="Times New Roman" w:cs="Times New Roman"/>
-          <w:i/>
-          <w:sz w:val="24"/>
-          <w:szCs w:val="24"/>
-          <w:lang w:val="en-GB"/>
-        </w:rPr>
-        <w:t>Estação</w:t>
-      </w:r>
-      <w:proofErr w:type="spellEnd"/>
-      <w:r>
-        <w:rPr>
-          <w:rFonts w:ascii="Times New Roman" w:hAnsi="Times New Roman" w:cs="Times New Roman"/>
-          <w:i/>
-          <w:sz w:val="24"/>
-          <w:szCs w:val="24"/>
-          <w:lang w:val="en-GB"/>
-        </w:rPr>
-        <w:t xml:space="preserve"> Recife – </w:t>
-      </w:r>
-      <w:proofErr w:type="spellStart"/>
-      <w:r>
-        <w:rPr>
-          <w:rFonts w:ascii="Times New Roman" w:hAnsi="Times New Roman" w:cs="Times New Roman"/>
-          <w:i/>
-          <w:sz w:val="24"/>
-          <w:szCs w:val="24"/>
-          <w:lang w:val="en-GB"/>
-        </w:rPr>
-        <w:t>Coletânea</w:t>
-      </w:r>
-      <w:proofErr w:type="spellEnd"/>
-      <w:r>
-        <w:rPr>
-          <w:rFonts w:ascii="Times New Roman" w:hAnsi="Times New Roman" w:cs="Times New Roman"/>
-          <w:i/>
-          <w:sz w:val="24"/>
-          <w:szCs w:val="24"/>
-          <w:lang w:val="en-GB"/>
-        </w:rPr>
-        <w:t xml:space="preserve"> </w:t>
-      </w:r>
-      <w:proofErr w:type="spellStart"/>
-      <w:r>
-        <w:rPr>
-          <w:rFonts w:ascii="Times New Roman" w:hAnsi="Times New Roman" w:cs="Times New Roman"/>
-          <w:i/>
-          <w:sz w:val="24"/>
-          <w:szCs w:val="24"/>
-          <w:lang w:val="en-GB"/>
-        </w:rPr>
-        <w:t>Poética</w:t>
-      </w:r>
-      <w:proofErr w:type="spellEnd"/>
-      <w:r>
-        <w:rPr>
-          <w:rFonts w:ascii="Times New Roman" w:hAnsi="Times New Roman" w:cs="Times New Roman"/>
-          <w:i/>
-          <w:sz w:val="24"/>
-          <w:szCs w:val="24"/>
-          <w:lang w:val="en-GB"/>
-        </w:rPr>
-        <w:t xml:space="preserve">: </w:t>
-      </w:r>
-      <w:proofErr w:type="spellStart"/>
-      <w:r>
-        <w:rPr>
-          <w:rFonts w:ascii="Times New Roman" w:hAnsi="Times New Roman" w:cs="Times New Roman"/>
-          <w:i/>
-          <w:sz w:val="24"/>
-          <w:szCs w:val="24"/>
-          <w:lang w:val="en-GB"/>
-        </w:rPr>
-        <w:t>Antologia</w:t>
-      </w:r>
-      <w:proofErr w:type="spellEnd"/>
-      <w:r>
-        <w:rPr>
-          <w:rFonts w:ascii="Times New Roman" w:hAnsi="Times New Roman" w:cs="Times New Roman"/>
-          <w:i/>
-          <w:sz w:val="24"/>
-          <w:szCs w:val="24"/>
-          <w:lang w:val="en-GB"/>
-        </w:rPr>
-        <w:t xml:space="preserve"> de </w:t>
-      </w:r>
-      <w:proofErr w:type="spellStart"/>
-      <w:r>
-        <w:rPr>
-          <w:rFonts w:ascii="Times New Roman" w:hAnsi="Times New Roman" w:cs="Times New Roman"/>
-          <w:i/>
-          <w:sz w:val="24"/>
-          <w:szCs w:val="24"/>
-          <w:lang w:val="en-GB"/>
-        </w:rPr>
-        <w:t>dez</w:t>
-      </w:r>
-      <w:proofErr w:type="spellEnd"/>
-      <w:r>
-        <w:rPr>
-          <w:rFonts w:ascii="Times New Roman" w:hAnsi="Times New Roman" w:cs="Times New Roman"/>
-          <w:i/>
-          <w:sz w:val="24"/>
-          <w:szCs w:val="24"/>
-          <w:lang w:val="en-GB"/>
-        </w:rPr>
-        <w:t xml:space="preserve"> Poetas </w:t>
-      </w:r>
-      <w:proofErr w:type="spellStart"/>
-      <w:r>
-        <w:rPr>
-          <w:rFonts w:ascii="Times New Roman" w:hAnsi="Times New Roman" w:cs="Times New Roman"/>
-          <w:i/>
-          <w:sz w:val="24"/>
-          <w:szCs w:val="24"/>
-          <w:lang w:val="en-GB"/>
-        </w:rPr>
-        <w:t>Pernambucanos</w:t>
-      </w:r>
-      <w:proofErr w:type="spellEnd"/>
-      <w:r>
-        <w:rPr>
-          <w:rFonts w:ascii="Times New Roman" w:hAnsi="Times New Roman" w:cs="Times New Roman"/>
-          <w:sz w:val="24"/>
-          <w:szCs w:val="24"/>
-          <w:lang w:val="en-GB"/>
-        </w:rPr>
-        <w:t xml:space="preserve">, Recife 2003; </w:t>
-      </w:r>
-      <w:r>
-        <w:rPr>
-          <w:rFonts w:ascii="Times New Roman" w:hAnsi="Times New Roman" w:cs="Times New Roman"/>
-          <w:i/>
-          <w:sz w:val="24"/>
-          <w:szCs w:val="24"/>
-          <w:lang w:val="en-GB"/>
-        </w:rPr>
-        <w:t xml:space="preserve">O </w:t>
-      </w:r>
-      <w:proofErr w:type="spellStart"/>
-      <w:r>
-        <w:rPr>
-          <w:rFonts w:ascii="Times New Roman" w:hAnsi="Times New Roman" w:cs="Times New Roman"/>
-          <w:i/>
-          <w:sz w:val="24"/>
-          <w:szCs w:val="24"/>
-          <w:lang w:val="en-GB"/>
-        </w:rPr>
-        <w:t>Cântico</w:t>
-      </w:r>
-      <w:proofErr w:type="spellEnd"/>
-      <w:r>
-        <w:rPr>
-          <w:rFonts w:ascii="Times New Roman" w:hAnsi="Times New Roman" w:cs="Times New Roman"/>
-          <w:i/>
-          <w:sz w:val="24"/>
-          <w:szCs w:val="24"/>
-          <w:lang w:val="en-GB"/>
-        </w:rPr>
-        <w:t xml:space="preserve"> dos </w:t>
-      </w:r>
-      <w:proofErr w:type="spellStart"/>
-      <w:r>
-        <w:rPr>
-          <w:rFonts w:ascii="Times New Roman" w:hAnsi="Times New Roman" w:cs="Times New Roman"/>
-          <w:i/>
-          <w:sz w:val="24"/>
-          <w:szCs w:val="24"/>
-          <w:lang w:val="en-GB"/>
-        </w:rPr>
-        <w:t>Cânticos</w:t>
-      </w:r>
-      <w:proofErr w:type="spellEnd"/>
-      <w:r>
-        <w:rPr>
-          <w:rFonts w:ascii="Times New Roman" w:hAnsi="Times New Roman" w:cs="Times New Roman"/>
-          <w:i/>
-          <w:sz w:val="24"/>
-          <w:szCs w:val="24"/>
-          <w:lang w:val="en-GB"/>
-        </w:rPr>
-        <w:t xml:space="preserve"> – Um </w:t>
-      </w:r>
-      <w:proofErr w:type="spellStart"/>
-      <w:r>
-        <w:rPr>
-          <w:rFonts w:ascii="Times New Roman" w:hAnsi="Times New Roman" w:cs="Times New Roman"/>
-          <w:i/>
-          <w:sz w:val="24"/>
-          <w:szCs w:val="24"/>
-          <w:lang w:val="en-GB"/>
-        </w:rPr>
-        <w:t>Ensaio</w:t>
-      </w:r>
-      <w:proofErr w:type="spellEnd"/>
-      <w:r>
-        <w:rPr>
-          <w:rFonts w:ascii="Times New Roman" w:hAnsi="Times New Roman" w:cs="Times New Roman"/>
-          <w:i/>
-          <w:sz w:val="24"/>
-          <w:szCs w:val="24"/>
-          <w:lang w:val="en-GB"/>
-        </w:rPr>
-        <w:t xml:space="preserve"> de </w:t>
-      </w:r>
-      <w:proofErr w:type="spellStart"/>
-      <w:r>
-        <w:rPr>
-          <w:rFonts w:ascii="Times New Roman" w:hAnsi="Times New Roman" w:cs="Times New Roman"/>
-          <w:i/>
-          <w:sz w:val="24"/>
-          <w:szCs w:val="24"/>
-          <w:lang w:val="en-GB"/>
-        </w:rPr>
-        <w:t>Interpretação</w:t>
-      </w:r>
-      <w:proofErr w:type="spellEnd"/>
-      <w:r>
-        <w:rPr>
-          <w:rFonts w:ascii="Times New Roman" w:hAnsi="Times New Roman" w:cs="Times New Roman"/>
-          <w:i/>
-          <w:sz w:val="24"/>
-          <w:szCs w:val="24"/>
-          <w:lang w:val="en-GB"/>
-        </w:rPr>
-        <w:t xml:space="preserve"> </w:t>
-      </w:r>
-      <w:proofErr w:type="spellStart"/>
-      <w:r>
-        <w:rPr>
-          <w:rFonts w:ascii="Times New Roman" w:hAnsi="Times New Roman" w:cs="Times New Roman"/>
-          <w:i/>
-          <w:sz w:val="24"/>
-          <w:szCs w:val="24"/>
-          <w:lang w:val="en-GB"/>
-        </w:rPr>
-        <w:t>Através</w:t>
-      </w:r>
-      <w:proofErr w:type="spellEnd"/>
-      <w:r>
-        <w:rPr>
-          <w:rFonts w:ascii="Times New Roman" w:hAnsi="Times New Roman" w:cs="Times New Roman"/>
-          <w:i/>
-          <w:sz w:val="24"/>
-          <w:szCs w:val="24"/>
-          <w:lang w:val="en-GB"/>
-        </w:rPr>
-        <w:t xml:space="preserve"> de </w:t>
-      </w:r>
-      <w:proofErr w:type="spellStart"/>
-      <w:r>
-        <w:rPr>
-          <w:rFonts w:ascii="Times New Roman" w:hAnsi="Times New Roman" w:cs="Times New Roman"/>
-          <w:i/>
-          <w:sz w:val="24"/>
-          <w:szCs w:val="24"/>
-          <w:lang w:val="en-GB"/>
-        </w:rPr>
-        <w:t>suas</w:t>
-      </w:r>
-      <w:proofErr w:type="spellEnd"/>
-      <w:r>
-        <w:rPr>
-          <w:rFonts w:ascii="Times New Roman" w:hAnsi="Times New Roman" w:cs="Times New Roman"/>
-          <w:i/>
-          <w:sz w:val="24"/>
-          <w:szCs w:val="24"/>
-          <w:lang w:val="en-GB"/>
-        </w:rPr>
-        <w:t xml:space="preserve"> </w:t>
-      </w:r>
-      <w:proofErr w:type="spellStart"/>
-      <w:r>
-        <w:rPr>
-          <w:rFonts w:ascii="Times New Roman" w:hAnsi="Times New Roman" w:cs="Times New Roman"/>
-          <w:i/>
-          <w:sz w:val="24"/>
-          <w:szCs w:val="24"/>
-          <w:lang w:val="en-GB"/>
-        </w:rPr>
-        <w:t>Traduções</w:t>
-      </w:r>
-      <w:proofErr w:type="spellEnd"/>
-      <w:r>
-        <w:rPr>
-          <w:rFonts w:ascii="Times New Roman" w:hAnsi="Times New Roman" w:cs="Times New Roman"/>
-          <w:sz w:val="24"/>
-          <w:szCs w:val="24"/>
-          <w:lang w:val="en-GB"/>
-        </w:rPr>
-        <w:t xml:space="preserve">, São Paulo 2005; </w:t>
-      </w:r>
-      <w:r>
-        <w:rPr>
-          <w:rFonts w:ascii="Times New Roman" w:hAnsi="Times New Roman" w:cs="Times New Roman"/>
-          <w:sz w:val="24"/>
-          <w:szCs w:val="24"/>
-          <w:lang w:val="en-GB"/>
-        </w:rPr>
-        <w:t xml:space="preserve">C. Pellicer, </w:t>
-      </w:r>
-      <w:proofErr w:type="spellStart"/>
-      <w:r>
-        <w:rPr>
-          <w:rFonts w:ascii="Times New Roman" w:hAnsi="Times New Roman" w:cs="Times New Roman"/>
-          <w:i/>
-          <w:sz w:val="24"/>
-          <w:szCs w:val="24"/>
-          <w:lang w:val="en-GB"/>
-        </w:rPr>
-        <w:t>Antologia</w:t>
-      </w:r>
-      <w:proofErr w:type="spellEnd"/>
-      <w:r>
-        <w:rPr>
-          <w:rFonts w:ascii="Times New Roman" w:hAnsi="Times New Roman" w:cs="Times New Roman"/>
-          <w:i/>
-          <w:sz w:val="24"/>
-          <w:szCs w:val="24"/>
-          <w:lang w:val="en-GB"/>
-        </w:rPr>
-        <w:t xml:space="preserve"> </w:t>
-      </w:r>
-      <w:proofErr w:type="spellStart"/>
-      <w:r>
-        <w:rPr>
-          <w:rFonts w:ascii="Times New Roman" w:hAnsi="Times New Roman" w:cs="Times New Roman"/>
-          <w:i/>
-          <w:sz w:val="24"/>
-          <w:szCs w:val="24"/>
-          <w:lang w:val="en-GB"/>
-        </w:rPr>
-        <w:t>Poética</w:t>
-      </w:r>
-      <w:proofErr w:type="spellEnd"/>
-      <w:r>
-        <w:rPr>
-          <w:rFonts w:ascii="Times New Roman" w:hAnsi="Times New Roman" w:cs="Times New Roman"/>
-          <w:i/>
-          <w:sz w:val="24"/>
-          <w:szCs w:val="24"/>
-          <w:lang w:val="en-GB"/>
-        </w:rPr>
-        <w:t xml:space="preserve">: </w:t>
-      </w:r>
-      <w:proofErr w:type="spellStart"/>
-      <w:r>
-        <w:rPr>
-          <w:rFonts w:ascii="Times New Roman" w:hAnsi="Times New Roman" w:cs="Times New Roman"/>
-          <w:i/>
-          <w:sz w:val="24"/>
-          <w:szCs w:val="24"/>
-          <w:lang w:val="en-GB"/>
-        </w:rPr>
-        <w:t>Poemas</w:t>
-      </w:r>
-      <w:proofErr w:type="spellEnd"/>
-      <w:r>
-        <w:rPr>
-          <w:rFonts w:ascii="Times New Roman" w:hAnsi="Times New Roman" w:cs="Times New Roman"/>
-          <w:i/>
-          <w:sz w:val="24"/>
-          <w:szCs w:val="24"/>
-          <w:lang w:val="en-GB"/>
-        </w:rPr>
-        <w:t xml:space="preserve"> </w:t>
-      </w:r>
-      <w:proofErr w:type="spellStart"/>
-      <w:r>
-        <w:rPr>
-          <w:rFonts w:ascii="Times New Roman" w:hAnsi="Times New Roman" w:cs="Times New Roman"/>
-          <w:i/>
-          <w:sz w:val="24"/>
-          <w:szCs w:val="24"/>
-          <w:lang w:val="en-GB"/>
-        </w:rPr>
-        <w:t>Traduzidos</w:t>
-      </w:r>
-      <w:proofErr w:type="spellEnd"/>
-      <w:r>
-        <w:rPr>
-          <w:rFonts w:ascii="Times New Roman" w:hAnsi="Times New Roman" w:cs="Times New Roman"/>
-          <w:i/>
-          <w:sz w:val="24"/>
-          <w:szCs w:val="24"/>
-          <w:lang w:val="en-GB"/>
-        </w:rPr>
-        <w:t xml:space="preserve"> </w:t>
-      </w:r>
-      <w:proofErr w:type="spellStart"/>
-      <w:r>
-        <w:rPr>
-          <w:rFonts w:ascii="Times New Roman" w:hAnsi="Times New Roman" w:cs="Times New Roman"/>
-          <w:i/>
-          <w:sz w:val="24"/>
-          <w:szCs w:val="24"/>
-          <w:lang w:val="en-GB"/>
-        </w:rPr>
-        <w:t>por</w:t>
-      </w:r>
-      <w:proofErr w:type="spellEnd"/>
-      <w:r>
-        <w:rPr>
-          <w:rFonts w:ascii="Times New Roman" w:hAnsi="Times New Roman" w:cs="Times New Roman"/>
-          <w:i/>
-          <w:sz w:val="24"/>
-          <w:szCs w:val="24"/>
-          <w:lang w:val="en-GB"/>
-        </w:rPr>
-        <w:t xml:space="preserve"> </w:t>
-      </w:r>
-      <w:proofErr w:type="spellStart"/>
-      <w:r>
-        <w:rPr>
-          <w:rFonts w:ascii="Times New Roman" w:hAnsi="Times New Roman" w:cs="Times New Roman"/>
-          <w:i/>
-          <w:sz w:val="24"/>
-          <w:szCs w:val="24"/>
-          <w:lang w:val="en-GB"/>
-        </w:rPr>
-        <w:t>dez</w:t>
-      </w:r>
-      <w:proofErr w:type="spellEnd"/>
-      <w:r>
-        <w:rPr>
-          <w:rFonts w:ascii="Times New Roman" w:hAnsi="Times New Roman" w:cs="Times New Roman"/>
-          <w:i/>
-          <w:sz w:val="24"/>
-          <w:szCs w:val="24"/>
-          <w:lang w:val="en-GB"/>
-        </w:rPr>
-        <w:t xml:space="preserve"> Poetas </w:t>
-      </w:r>
-      <w:proofErr w:type="spellStart"/>
-      <w:r>
-        <w:rPr>
-          <w:rFonts w:ascii="Times New Roman" w:hAnsi="Times New Roman" w:cs="Times New Roman"/>
-          <w:i/>
-          <w:sz w:val="24"/>
-          <w:szCs w:val="24"/>
-          <w:lang w:val="en-GB"/>
-        </w:rPr>
-        <w:t>B</w:t>
-      </w:r>
-      <w:r>
-        <w:rPr>
-          <w:rFonts w:ascii="Times New Roman" w:hAnsi="Times New Roman" w:cs="Times New Roman"/>
-          <w:i/>
-          <w:sz w:val="24"/>
-          <w:szCs w:val="24"/>
-          <w:lang w:val="en-GB"/>
-        </w:rPr>
-        <w:t>rasileiros</w:t>
-      </w:r>
-      <w:proofErr w:type="spellEnd"/>
-      <w:r>
-        <w:rPr>
-          <w:rFonts w:ascii="Times New Roman" w:hAnsi="Times New Roman" w:cs="Times New Roman"/>
-          <w:sz w:val="24"/>
-          <w:szCs w:val="24"/>
-          <w:lang w:val="en-GB"/>
-        </w:rPr>
-        <w:t>, Recife 2005; A. Brandolini, ‘</w:t>
-      </w:r>
-      <w:proofErr w:type="spellStart"/>
-      <w:r>
-        <w:rPr>
-          <w:rFonts w:ascii="Times New Roman" w:hAnsi="Times New Roman" w:cs="Times New Roman"/>
-          <w:sz w:val="24"/>
-          <w:szCs w:val="24"/>
-          <w:lang w:val="en-GB"/>
-        </w:rPr>
-        <w:t>Poesie</w:t>
-      </w:r>
-      <w:proofErr w:type="spellEnd"/>
-      <w:r>
-        <w:rPr>
-          <w:rFonts w:ascii="Times New Roman" w:hAnsi="Times New Roman" w:cs="Times New Roman"/>
-          <w:sz w:val="24"/>
-          <w:szCs w:val="24"/>
-          <w:lang w:val="en-GB"/>
-        </w:rPr>
-        <w:t xml:space="preserve"> della Terra / Poesia da Terra’ in: </w:t>
-      </w:r>
-      <w:r>
-        <w:rPr>
-          <w:rFonts w:ascii="Times New Roman" w:hAnsi="Times New Roman" w:cs="Times New Roman"/>
-          <w:i/>
-          <w:sz w:val="24"/>
-          <w:szCs w:val="24"/>
-          <w:lang w:val="en-GB"/>
-        </w:rPr>
-        <w:t>Revista Brasileira</w:t>
-      </w:r>
-      <w:r>
-        <w:rPr>
-          <w:rFonts w:ascii="Times New Roman" w:hAnsi="Times New Roman" w:cs="Times New Roman"/>
-          <w:sz w:val="24"/>
-          <w:szCs w:val="24"/>
-          <w:lang w:val="en-GB"/>
-        </w:rPr>
-        <w:t>, April/June 2006, 271-279; U. Saba, ‘</w:t>
-      </w:r>
-      <w:proofErr w:type="spellStart"/>
-      <w:r>
-        <w:rPr>
-          <w:rFonts w:ascii="Times New Roman" w:hAnsi="Times New Roman" w:cs="Times New Roman"/>
-          <w:sz w:val="24"/>
-          <w:szCs w:val="24"/>
-          <w:lang w:val="en-GB"/>
-        </w:rPr>
-        <w:t>Poemas</w:t>
-      </w:r>
-      <w:proofErr w:type="spellEnd"/>
-      <w:r>
-        <w:rPr>
-          <w:rFonts w:ascii="Times New Roman" w:hAnsi="Times New Roman" w:cs="Times New Roman"/>
-          <w:sz w:val="24"/>
-          <w:szCs w:val="24"/>
-          <w:lang w:val="en-GB"/>
-        </w:rPr>
-        <w:t xml:space="preserve">’ in: </w:t>
-      </w:r>
-      <w:r>
-        <w:rPr>
-          <w:rFonts w:ascii="Times New Roman" w:hAnsi="Times New Roman" w:cs="Times New Roman"/>
-          <w:i/>
-          <w:sz w:val="24"/>
-          <w:szCs w:val="24"/>
-          <w:lang w:val="en-GB"/>
-        </w:rPr>
-        <w:t>Revista Brasileira</w:t>
-      </w:r>
-      <w:r>
-        <w:rPr>
-          <w:rFonts w:ascii="Times New Roman" w:hAnsi="Times New Roman" w:cs="Times New Roman"/>
-          <w:sz w:val="24"/>
-          <w:szCs w:val="24"/>
-          <w:lang w:val="en-GB"/>
-        </w:rPr>
-        <w:t xml:space="preserve">, October/December 2006; 217-251; </w:t>
-      </w:r>
-      <w:proofErr w:type="spellStart"/>
-      <w:r>
-        <w:rPr>
-          <w:rFonts w:ascii="Times New Roman" w:hAnsi="Times New Roman" w:cs="Times New Roman"/>
-          <w:i/>
-          <w:sz w:val="24"/>
-          <w:szCs w:val="24"/>
-          <w:lang w:val="en-GB"/>
-        </w:rPr>
-        <w:t>Memórias</w:t>
-      </w:r>
-      <w:proofErr w:type="spellEnd"/>
-      <w:r>
-        <w:rPr>
-          <w:rFonts w:ascii="Times New Roman" w:hAnsi="Times New Roman" w:cs="Times New Roman"/>
-          <w:i/>
-          <w:sz w:val="24"/>
-          <w:szCs w:val="24"/>
-          <w:lang w:val="en-GB"/>
-        </w:rPr>
-        <w:t xml:space="preserve"> de um </w:t>
-      </w:r>
-      <w:proofErr w:type="spellStart"/>
-      <w:r>
-        <w:rPr>
-          <w:rFonts w:ascii="Times New Roman" w:hAnsi="Times New Roman" w:cs="Times New Roman"/>
-          <w:i/>
-          <w:sz w:val="24"/>
-          <w:szCs w:val="24"/>
-          <w:lang w:val="en-GB"/>
-        </w:rPr>
-        <w:t>Tradutor</w:t>
-      </w:r>
-      <w:proofErr w:type="spellEnd"/>
-      <w:r>
-        <w:rPr>
-          <w:rFonts w:ascii="Times New Roman" w:hAnsi="Times New Roman" w:cs="Times New Roman"/>
-          <w:i/>
-          <w:sz w:val="24"/>
-          <w:szCs w:val="24"/>
-          <w:lang w:val="en-GB"/>
-        </w:rPr>
-        <w:t xml:space="preserve"> de Poesia, </w:t>
-      </w:r>
-      <w:proofErr w:type="spellStart"/>
-      <w:r>
-        <w:rPr>
-          <w:rFonts w:ascii="Times New Roman" w:hAnsi="Times New Roman" w:cs="Times New Roman"/>
-          <w:sz w:val="24"/>
-          <w:szCs w:val="24"/>
-          <w:lang w:val="en-GB"/>
-        </w:rPr>
-        <w:t>Florianópolis</w:t>
-      </w:r>
-      <w:proofErr w:type="spellEnd"/>
-      <w:r>
-        <w:rPr>
-          <w:rFonts w:ascii="Times New Roman" w:hAnsi="Times New Roman" w:cs="Times New Roman"/>
-          <w:sz w:val="24"/>
-          <w:szCs w:val="24"/>
-          <w:lang w:val="en-GB"/>
-        </w:rPr>
-        <w:t xml:space="preserve"> 2006; </w:t>
-      </w:r>
-      <w:proofErr w:type="spellStart"/>
-      <w:r>
-        <w:rPr>
-          <w:rFonts w:ascii="Times New Roman" w:hAnsi="Times New Roman" w:cs="Times New Roman"/>
-          <w:i/>
-          <w:sz w:val="24"/>
-          <w:szCs w:val="24"/>
-          <w:lang w:val="en-GB"/>
-        </w:rPr>
-        <w:t>Encontro</w:t>
-      </w:r>
-      <w:proofErr w:type="spellEnd"/>
-      <w:r>
-        <w:rPr>
-          <w:rFonts w:ascii="Times New Roman" w:hAnsi="Times New Roman" w:cs="Times New Roman"/>
-          <w:i/>
-          <w:sz w:val="24"/>
-          <w:szCs w:val="24"/>
-          <w:lang w:val="en-GB"/>
-        </w:rPr>
-        <w:t xml:space="preserve"> </w:t>
-      </w:r>
-      <w:proofErr w:type="spellStart"/>
-      <w:r>
-        <w:rPr>
-          <w:rFonts w:ascii="Times New Roman" w:hAnsi="Times New Roman" w:cs="Times New Roman"/>
-          <w:i/>
-          <w:sz w:val="24"/>
-          <w:szCs w:val="24"/>
-          <w:lang w:val="en-GB"/>
-        </w:rPr>
-        <w:t>em</w:t>
-      </w:r>
-      <w:proofErr w:type="spellEnd"/>
-      <w:r>
-        <w:rPr>
-          <w:rFonts w:ascii="Times New Roman" w:hAnsi="Times New Roman" w:cs="Times New Roman"/>
-          <w:i/>
-          <w:sz w:val="24"/>
-          <w:szCs w:val="24"/>
-          <w:lang w:val="en-GB"/>
-        </w:rPr>
-        <w:t xml:space="preserve"> Ouro Preto – Contos </w:t>
-      </w:r>
-      <w:proofErr w:type="spellStart"/>
-      <w:r>
-        <w:rPr>
-          <w:rFonts w:ascii="Times New Roman" w:hAnsi="Times New Roman" w:cs="Times New Roman"/>
-          <w:i/>
-          <w:sz w:val="24"/>
-          <w:szCs w:val="24"/>
-          <w:lang w:val="en-GB"/>
-        </w:rPr>
-        <w:t>Fantásticos</w:t>
-      </w:r>
-      <w:proofErr w:type="spellEnd"/>
-      <w:r>
-        <w:rPr>
-          <w:rFonts w:ascii="Times New Roman" w:hAnsi="Times New Roman" w:cs="Times New Roman"/>
-          <w:sz w:val="24"/>
-          <w:szCs w:val="24"/>
-          <w:lang w:val="en-GB"/>
-        </w:rPr>
-        <w:t xml:space="preserve">, Rio de Janeiro 2007 (short stories); </w:t>
-      </w:r>
-      <w:r>
-        <w:rPr>
-          <w:rFonts w:ascii="Times New Roman" w:hAnsi="Times New Roman" w:cs="Times New Roman"/>
-          <w:sz w:val="24"/>
-          <w:szCs w:val="24"/>
-          <w:lang w:val="en-GB"/>
-        </w:rPr>
-        <w:t>L. Romano, ‘</w:t>
-      </w:r>
-      <w:proofErr w:type="spellStart"/>
-      <w:r>
-        <w:rPr>
-          <w:rFonts w:ascii="Times New Roman" w:hAnsi="Times New Roman" w:cs="Times New Roman"/>
-          <w:sz w:val="24"/>
-          <w:szCs w:val="24"/>
-          <w:lang w:val="en-GB"/>
-        </w:rPr>
-        <w:t>Poemas</w:t>
-      </w:r>
-      <w:proofErr w:type="spellEnd"/>
-      <w:r>
-        <w:rPr>
-          <w:rFonts w:ascii="Times New Roman" w:hAnsi="Times New Roman" w:cs="Times New Roman"/>
-          <w:sz w:val="24"/>
-          <w:szCs w:val="24"/>
-          <w:lang w:val="en-GB"/>
-        </w:rPr>
-        <w:t xml:space="preserve">’ in: </w:t>
-      </w:r>
-      <w:r>
-        <w:rPr>
-          <w:rFonts w:ascii="Times New Roman" w:hAnsi="Times New Roman" w:cs="Times New Roman"/>
-          <w:i/>
-          <w:sz w:val="24"/>
-          <w:szCs w:val="24"/>
-          <w:lang w:val="en-GB"/>
-        </w:rPr>
-        <w:t>Revista Brasileira</w:t>
-      </w:r>
-      <w:r>
-        <w:rPr>
-          <w:rFonts w:ascii="Times New Roman" w:hAnsi="Times New Roman" w:cs="Times New Roman"/>
-          <w:sz w:val="24"/>
-          <w:szCs w:val="24"/>
-          <w:lang w:val="en-GB"/>
-        </w:rPr>
-        <w:t>, July/September 2007, 197-209; S. Penna, ‘</w:t>
-      </w:r>
-      <w:proofErr w:type="spellStart"/>
-      <w:r>
-        <w:rPr>
-          <w:rFonts w:ascii="Times New Roman" w:hAnsi="Times New Roman" w:cs="Times New Roman"/>
-          <w:sz w:val="24"/>
-          <w:szCs w:val="24"/>
-          <w:lang w:val="en-GB"/>
-        </w:rPr>
-        <w:t>Poemas</w:t>
-      </w:r>
-      <w:proofErr w:type="spellEnd"/>
-      <w:r>
-        <w:rPr>
-          <w:rFonts w:ascii="Times New Roman" w:hAnsi="Times New Roman" w:cs="Times New Roman"/>
-          <w:sz w:val="24"/>
-          <w:szCs w:val="24"/>
-          <w:lang w:val="en-GB"/>
-        </w:rPr>
-        <w:t xml:space="preserve">’ in </w:t>
-      </w:r>
-      <w:r>
-        <w:rPr>
-          <w:rFonts w:ascii="Times New Roman" w:hAnsi="Times New Roman" w:cs="Times New Roman"/>
-          <w:i/>
-          <w:sz w:val="24"/>
-          <w:szCs w:val="24"/>
-          <w:lang w:val="en-GB"/>
-        </w:rPr>
-        <w:t>Revista Brasileira</w:t>
-      </w:r>
-      <w:r>
-        <w:rPr>
-          <w:rFonts w:ascii="Times New Roman" w:hAnsi="Times New Roman" w:cs="Times New Roman"/>
-          <w:sz w:val="24"/>
-          <w:szCs w:val="24"/>
-          <w:lang w:val="en-GB"/>
-        </w:rPr>
-        <w:t>, July/September 2007, 211-219; A. Bertollucci, ‘</w:t>
-      </w:r>
-      <w:proofErr w:type="spellStart"/>
-      <w:r>
-        <w:rPr>
-          <w:rFonts w:ascii="Times New Roman" w:hAnsi="Times New Roman" w:cs="Times New Roman"/>
-          <w:sz w:val="24"/>
-          <w:szCs w:val="24"/>
-          <w:lang w:val="en-GB"/>
-        </w:rPr>
-        <w:t>Poemas</w:t>
-      </w:r>
-      <w:proofErr w:type="spellEnd"/>
-      <w:r>
-        <w:rPr>
-          <w:rFonts w:ascii="Times New Roman" w:hAnsi="Times New Roman" w:cs="Times New Roman"/>
-          <w:sz w:val="24"/>
-          <w:szCs w:val="24"/>
-          <w:lang w:val="en-GB"/>
-        </w:rPr>
-        <w:t xml:space="preserve">’ in: </w:t>
-      </w:r>
-      <w:r>
-        <w:rPr>
-          <w:rFonts w:ascii="Times New Roman" w:hAnsi="Times New Roman" w:cs="Times New Roman"/>
-          <w:i/>
-          <w:sz w:val="24"/>
-          <w:szCs w:val="24"/>
-          <w:lang w:val="en-GB"/>
-        </w:rPr>
-        <w:t>Revista Brasileira</w:t>
-      </w:r>
-      <w:r>
-        <w:rPr>
-          <w:rFonts w:ascii="Times New Roman" w:hAnsi="Times New Roman" w:cs="Times New Roman"/>
-          <w:sz w:val="24"/>
-          <w:szCs w:val="24"/>
-          <w:lang w:val="en-GB"/>
-        </w:rPr>
-        <w:t xml:space="preserve">, July/September 2008, 334-349; </w:t>
-      </w:r>
-      <w:r>
-        <w:rPr>
-          <w:rFonts w:ascii="Times New Roman" w:hAnsi="Times New Roman" w:cs="Times New Roman"/>
-          <w:sz w:val="24"/>
-          <w:szCs w:val="24"/>
-          <w:lang w:val="en-GB"/>
-        </w:rPr>
-        <w:t xml:space="preserve">B. </w:t>
-      </w:r>
-      <w:proofErr w:type="spellStart"/>
-      <w:r>
-        <w:rPr>
-          <w:rFonts w:ascii="Times New Roman" w:hAnsi="Times New Roman" w:cs="Times New Roman"/>
-          <w:sz w:val="24"/>
-          <w:szCs w:val="24"/>
-          <w:lang w:val="en-GB"/>
-        </w:rPr>
-        <w:t>Cendrars</w:t>
-      </w:r>
-      <w:proofErr w:type="spellEnd"/>
-      <w:r>
-        <w:rPr>
-          <w:rFonts w:ascii="Times New Roman" w:hAnsi="Times New Roman" w:cs="Times New Roman"/>
-          <w:sz w:val="24"/>
-          <w:szCs w:val="24"/>
-          <w:lang w:val="en-GB"/>
-        </w:rPr>
-        <w:t xml:space="preserve">, </w:t>
-      </w:r>
-      <w:r>
-        <w:rPr>
-          <w:rFonts w:ascii="Times New Roman" w:hAnsi="Times New Roman" w:cs="Times New Roman"/>
-          <w:i/>
-          <w:sz w:val="24"/>
-          <w:szCs w:val="24"/>
-          <w:lang w:val="en-GB"/>
-        </w:rPr>
-        <w:t xml:space="preserve">O </w:t>
-      </w:r>
-      <w:proofErr w:type="spellStart"/>
-      <w:r>
-        <w:rPr>
-          <w:rFonts w:ascii="Times New Roman" w:hAnsi="Times New Roman" w:cs="Times New Roman"/>
-          <w:i/>
-          <w:sz w:val="24"/>
-          <w:szCs w:val="24"/>
-          <w:lang w:val="en-GB"/>
-        </w:rPr>
-        <w:t>Loteamento</w:t>
-      </w:r>
-      <w:proofErr w:type="spellEnd"/>
-      <w:r>
-        <w:rPr>
-          <w:rFonts w:ascii="Times New Roman" w:hAnsi="Times New Roman" w:cs="Times New Roman"/>
-          <w:i/>
-          <w:sz w:val="24"/>
-          <w:szCs w:val="24"/>
-          <w:lang w:val="en-GB"/>
-        </w:rPr>
-        <w:t xml:space="preserve"> do Céu (Le </w:t>
-      </w:r>
-      <w:proofErr w:type="spellStart"/>
-      <w:r>
-        <w:rPr>
-          <w:rFonts w:ascii="Times New Roman" w:hAnsi="Times New Roman" w:cs="Times New Roman"/>
-          <w:i/>
-          <w:sz w:val="24"/>
-          <w:szCs w:val="24"/>
-          <w:lang w:val="en-GB"/>
-        </w:rPr>
-        <w:t>lotissement</w:t>
-      </w:r>
-      <w:proofErr w:type="spellEnd"/>
-      <w:r>
-        <w:rPr>
-          <w:rFonts w:ascii="Times New Roman" w:hAnsi="Times New Roman" w:cs="Times New Roman"/>
-          <w:i/>
-          <w:sz w:val="24"/>
-          <w:szCs w:val="24"/>
-          <w:lang w:val="en-GB"/>
-        </w:rPr>
-        <w:t xml:space="preserve"> du </w:t>
-      </w:r>
-      <w:proofErr w:type="spellStart"/>
-      <w:r>
-        <w:rPr>
-          <w:rFonts w:ascii="Times New Roman" w:hAnsi="Times New Roman" w:cs="Times New Roman"/>
-          <w:i/>
-          <w:sz w:val="24"/>
-          <w:szCs w:val="24"/>
-          <w:lang w:val="en-GB"/>
-        </w:rPr>
-        <w:t>ciel</w:t>
-      </w:r>
-      <w:proofErr w:type="spellEnd"/>
-      <w:r>
-        <w:rPr>
-          <w:rFonts w:ascii="Times New Roman" w:hAnsi="Times New Roman" w:cs="Times New Roman"/>
-          <w:i/>
-          <w:sz w:val="24"/>
-          <w:szCs w:val="24"/>
-          <w:lang w:val="en-GB"/>
-        </w:rPr>
-        <w:t>)</w:t>
-      </w:r>
-      <w:r>
-        <w:rPr>
-          <w:rFonts w:ascii="Times New Roman" w:hAnsi="Times New Roman" w:cs="Times New Roman"/>
-          <w:sz w:val="24"/>
-          <w:szCs w:val="24"/>
-          <w:lang w:val="en-GB"/>
-        </w:rPr>
-        <w:t xml:space="preserve">, São Paulo 2009; </w:t>
-      </w:r>
-      <w:r>
-        <w:rPr>
-          <w:rFonts w:ascii="Times New Roman" w:hAnsi="Times New Roman" w:cs="Times New Roman"/>
-          <w:i/>
-          <w:sz w:val="24"/>
-          <w:szCs w:val="24"/>
-          <w:lang w:val="en-GB"/>
-        </w:rPr>
-        <w:t xml:space="preserve">As </w:t>
-      </w:r>
-      <w:proofErr w:type="spellStart"/>
-      <w:r>
-        <w:rPr>
-          <w:rFonts w:ascii="Times New Roman" w:hAnsi="Times New Roman" w:cs="Times New Roman"/>
-          <w:i/>
-          <w:sz w:val="24"/>
-          <w:szCs w:val="24"/>
-          <w:lang w:val="en-GB"/>
-        </w:rPr>
-        <w:t>Desventuras</w:t>
-      </w:r>
-      <w:proofErr w:type="spellEnd"/>
-      <w:r>
-        <w:rPr>
-          <w:rFonts w:ascii="Times New Roman" w:hAnsi="Times New Roman" w:cs="Times New Roman"/>
-          <w:i/>
-          <w:sz w:val="24"/>
-          <w:szCs w:val="24"/>
-          <w:lang w:val="en-GB"/>
-        </w:rPr>
-        <w:t xml:space="preserve"> da Graça</w:t>
-      </w:r>
-      <w:r>
-        <w:rPr>
-          <w:rFonts w:ascii="Times New Roman" w:hAnsi="Times New Roman" w:cs="Times New Roman"/>
-          <w:sz w:val="24"/>
-          <w:szCs w:val="24"/>
-          <w:lang w:val="en-GB"/>
-        </w:rPr>
-        <w:t xml:space="preserve">, Rio de Janeiro 2010; </w:t>
-      </w:r>
-      <w:r>
-        <w:rPr>
-          <w:rFonts w:ascii="Times New Roman" w:hAnsi="Times New Roman" w:cs="Times New Roman"/>
-          <w:i/>
-          <w:sz w:val="24"/>
-          <w:szCs w:val="24"/>
-          <w:lang w:val="en-GB"/>
-        </w:rPr>
-        <w:t>Verbatim Record of the Inaugural A</w:t>
-      </w:r>
-      <w:r>
-        <w:rPr>
-          <w:rFonts w:ascii="Times New Roman" w:hAnsi="Times New Roman" w:cs="Times New Roman"/>
-          <w:i/>
-          <w:sz w:val="24"/>
-          <w:szCs w:val="24"/>
-          <w:lang w:val="en-GB"/>
-        </w:rPr>
-        <w:t>ddress at Academia Brasileira de Letras</w:t>
-      </w:r>
-      <w:r>
-        <w:rPr>
-          <w:rFonts w:ascii="Times New Roman" w:hAnsi="Times New Roman" w:cs="Times New Roman"/>
-          <w:sz w:val="24"/>
-          <w:szCs w:val="24"/>
-          <w:lang w:val="en-GB"/>
-        </w:rPr>
-        <w:t>,</w:t>
-      </w:r>
-      <w:r>
-        <w:rPr>
-          <w:rFonts w:ascii="Times New Roman" w:hAnsi="Times New Roman" w:cs="Times New Roman"/>
-          <w:i/>
-          <w:sz w:val="24"/>
-          <w:szCs w:val="24"/>
-          <w:lang w:val="en-GB"/>
-        </w:rPr>
-        <w:t xml:space="preserve"> </w:t>
-      </w:r>
-      <w:r>
-        <w:rPr>
-          <w:rFonts w:ascii="Times New Roman" w:hAnsi="Times New Roman" w:cs="Times New Roman"/>
-          <w:sz w:val="24"/>
-          <w:szCs w:val="24"/>
-          <w:lang w:val="en-GB"/>
-        </w:rPr>
-        <w:t>Rio de Janeiro</w:t>
-      </w:r>
-      <w:r>
-        <w:rPr>
-          <w:rFonts w:ascii="Times New Roman" w:hAnsi="Times New Roman" w:cs="Times New Roman"/>
-          <w:sz w:val="24"/>
-          <w:szCs w:val="24"/>
-          <w:lang w:val="en-GB"/>
-        </w:rPr>
-        <w:t xml:space="preserve"> 2010, available (in Portuguese) at</w:t>
-      </w:r>
-      <w:r>
-        <w:rPr>
-          <w:rFonts w:ascii="Times New Roman" w:hAnsi="Times New Roman" w:cs="Times New Roman"/>
-          <w:sz w:val="24"/>
-          <w:szCs w:val="24"/>
-          <w:lang w:val="en-GB"/>
-        </w:rPr>
-        <w:t xml:space="preserve"> </w:t>
-      </w:r>
-      <w:hyperlink r:id="rId8" w:history="1">
+      <w:hyperlink r:id="rId7" w:history="1">
         <w:r>
           <w:rPr>
             <w:rStyle w:val="Hyperlink"/>
@@ -6306,27 +6251,7 @@
           <w:szCs w:val="24"/>
           <w:lang w:val="en-GB"/>
         </w:rPr>
-        <w:t xml:space="preserve"> </w:t>
-      </w:r>
-      <w:proofErr w:type="spellStart"/>
-      <w:r>
-        <w:rPr>
-          <w:rFonts w:ascii="Times New Roman" w:hAnsi="Times New Roman" w:cs="Times New Roman"/>
-          <w:sz w:val="24"/>
-          <w:szCs w:val="24"/>
-          <w:lang w:val="en-GB"/>
-        </w:rPr>
-        <w:t>i</w:t>
-      </w:r>
-      <w:proofErr w:type="spellEnd"/>
-      <w:r>
-        <w:rPr>
-          <w:rFonts w:ascii="Times New Roman" w:hAnsi="Times New Roman" w:cs="Times New Roman"/>
-          <w:sz w:val="24"/>
-          <w:szCs w:val="24"/>
-          <w:lang w:val="en-GB"/>
-        </w:rPr>
-        <w:t xml:space="preserve"> Tuoi O</w:t>
+        <w:t xml:space="preserve"> i Tuoi O</w:t>
       </w:r>
       <w:r>
         <w:rPr>
@@ -6585,7 +6510,7 @@
         </w:rPr>
         <w:t xml:space="preserve">, available at </w:t>
       </w:r>
-      <w:hyperlink r:id="rId9" w:history="1">
+      <w:hyperlink r:id="rId8" w:history="1">
         <w:r>
           <w:rPr>
             <w:rStyle w:val="Hyperlink"/>
@@ -6635,7 +6560,7 @@
         </w:rPr>
         <w:t xml:space="preserve">, 2010, available at </w:t>
       </w:r>
-      <w:hyperlink r:id="rId10" w:history="1">
+      <w:hyperlink r:id="rId9" w:history="1">
         <w:r>
           <w:rPr>
             <w:rStyle w:val="Hyperlink"/>
@@ -7031,7 +6956,7 @@
         </w:rPr>
         <w:t xml:space="preserve">Eisenberg, </w:t>
       </w:r>
-      <w:hyperlink r:id="rId11" w:history="1">
+      <w:hyperlink r:id="rId10" w:history="1">
         <w:r>
           <w:rPr>
             <w:rStyle w:val="Hyperlink"/>
@@ -7098,9 +7023,9 @@
       </w:pPr>
     </w:p>
     <w:sectPr>
-      <w:headerReference w:type="even" r:id="rId12"/>
-      <w:headerReference w:type="default" r:id="rId13"/>
-      <w:footerReference w:type="default" r:id="rId14"/>
+      <w:headerReference w:type="even" r:id="rId11"/>
+      <w:headerReference w:type="default" r:id="rId12"/>
+      <w:footerReference w:type="default" r:id="rId13"/>
       <w:pgSz w:w="11906" w:h="16838"/>
       <w:pgMar w:top="1418" w:right="1418" w:bottom="1418" w:left="1418" w:header="709" w:footer="709" w:gutter="0"/>
       <w:cols w:space="720"/>
@@ -7111,7 +7036,7 @@
 </file>
 
 <file path=word/endnotes.xml><?xml version="1.0" encoding="utf-8"?>
-<w:endnotes xmlns:wpc="http://schemas.microsoft.com/office/word/2010/wordprocessingCanvas" xmlns:cx="http://schemas.microsoft.com/office/drawing/2014/chartex" xmlns:cx1="http://schemas.microsoft.com/office/drawing/2015/9/8/chartex" xmlns:cx2="http://schemas.microsoft.com/office/drawing/2015/10/21/chartex" xmlns:cx3="http://schemas.microsoft.com/office/drawing/2016/5/9/chartex" xmlns:cx4="http://schemas.microsoft.com/office/drawing/2016/5/10/chartex" xmlns:cx5="http://schemas.microsoft.com/office/drawing/2016/5/11/chartex" xmlns:cx6="http://schemas.microsoft.com/office/drawing/2016/5/12/chartex" xmlns:cx7="http://schemas.microsoft.com/office/drawing/2016/5/13/chartex" xmlns:cx8="http://schemas.microsoft.com/office/drawing/2016/5/14/chartex" xmlns:mc="http://schemas.openxmlformats.org/markup-compatibility/2006" xmlns:aink="http://schemas.microsoft.com/office/drawing/2016/ink" xmlns:am3d="http://schemas.microsoft.com/office/drawing/2017/model3d" xmlns:o="urn:schemas-microsoft-com:office:office" xmlns:oel="http://schemas.microsoft.com/office/2019/extlst" xmlns:r="http://schemas.openxmlformats.org/officeDocument/2006/relationships" xmlns:m="http://schemas.openxmlformats.org/officeDocument/2006/math" xmlns:v="urn:schemas-microsoft-com:vml" xmlns:wp14="http://schemas.microsoft.com/office/word/2010/wordprocessingDrawing" xmlns:wp="http://schemas.openxmlformats.org/drawingml/2006/wordprocessingDrawing" xmlns:w10="urn:schemas-microsoft-com:office:word" xmlns:w="http://schemas.openxmlformats.org/wordprocessingml/2006/main" xmlns:w14="http://schemas.microsoft.com/office/word/2010/wordml" xmlns:w15="http://schemas.microsoft.com/office/word/2012/wordml" xmlns:w16cex="http://schemas.microsoft.com/office/word/2018/wordml/cex" xmlns:w16cid="http://schemas.microsoft.com/office/word/2016/wordml/cid" xmlns:w16="http://schemas.microsoft.com/office/word/2018/wordml" xmlns:w16du="http://schemas.microsoft.com/office/word/2023/wordml/word16du" xmlns:w16sdtdh="http://schemas.microsoft.com/office/word/2020/wordml/sdtdatahash" xmlns:w16sdtfl="http://schemas.microsoft.com/office/word/2024/wordml/sdtformatlock" xmlns:w16se="http://schemas.microsoft.com/office/word/2015/wordml/symex" xmlns:wpg="http://schemas.microsoft.com/office/word/2010/wordprocessingGroup" xmlns:wpi="http://schemas.microsoft.com/office/word/2010/wordprocessingInk" xmlns:wne="http://schemas.microsoft.com/office/word/2006/wordml" xmlns:wps="http://schemas.microsoft.com/office/word/2010/wordprocessingShape" mc:Ignorable="w14 w15 w16se w16cid w16 w16cex w16sdtdh w16sdtfl w16du wp14">
+<w:endnotes xmlns:wpc="http://schemas.microsoft.com/office/word/2010/wordprocessingCanvas" xmlns:cx="http://schemas.microsoft.com/office/drawing/2014/chartex" xmlns:cx1="http://schemas.microsoft.com/office/drawing/2015/9/8/chartex" xmlns:cx2="http://schemas.microsoft.com/office/drawing/2015/10/21/chartex" xmlns:cx3="http://schemas.microsoft.com/office/drawing/2016/5/9/chartex" xmlns:cx4="http://schemas.microsoft.com/office/drawing/2016/5/10/chartex" xmlns:cx5="http://schemas.microsoft.com/office/drawing/2016/5/11/chartex" xmlns:cx6="http://schemas.microsoft.com/office/drawing/2016/5/12/chartex" xmlns:cx7="http://schemas.microsoft.com/office/drawing/2016/5/13/chartex" xmlns:cx8="http://schemas.microsoft.com/office/drawing/2016/5/14/chartex" xmlns:mc="http://schemas.openxmlformats.org/markup-compatibility/2006" xmlns:m="http://schemas.openxmlformats.org/officeDocument/2006/math" xmlns:aink="http://schemas.microsoft.com/office/drawing/2016/ink" xmlns:am3d="http://schemas.microsoft.com/office/drawing/2017/model3d" xmlns:oel="http://schemas.microsoft.com/office/2019/extlst" xmlns:r="http://schemas.openxmlformats.org/officeDocument/2006/relationships" xmlns:wp14="http://schemas.microsoft.com/office/word/2010/wordprocessingDrawing" xmlns:wp="http://schemas.openxmlformats.org/drawingml/2006/wordprocessingDrawing" xmlns:wpg="http://schemas.microsoft.com/office/word/2010/wordprocessingGroup" xmlns:wpi="http://schemas.microsoft.com/office/word/2010/wordprocessingInk" xmlns:wps="http://schemas.microsoft.com/office/word/2010/wordprocessingShape" xmlns:o="urn:schemas-microsoft-com:office:office" xmlns:v="urn:schemas-microsoft-com:vml" xmlns:w10="urn:schemas-microsoft-com:office:word" xmlns:w="http://schemas.openxmlformats.org/wordprocessingml/2006/main" xmlns:w14="http://schemas.microsoft.com/office/word/2010/wordml" xmlns:w15="http://schemas.microsoft.com/office/word/2012/wordml" xmlns:w16cei="http://schemas.microsoft.com/office/word/2026/wordml/cei" xmlns:w16cex="http://schemas.microsoft.com/office/word/2018/wordml/cex" xmlns:w16cid="http://schemas.microsoft.com/office/word/2016/wordml/cid" xmlns:w16="http://schemas.microsoft.com/office/word/2018/wordml" xmlns:w16sdtdh="http://schemas.microsoft.com/office/word/2020/wordml/sdtdatahash" xmlns:w16sdtfl="http://schemas.microsoft.com/office/word/2024/wordml/sdtformatlock" xmlns:w16se="http://schemas.microsoft.com/office/word/2015/wordml/symex" xmlns:w16du="http://schemas.microsoft.com/office/word/2023/wordml/word16du" xmlns:wne="http://schemas.microsoft.com/office/word/2006/wordml" mc:Ignorable="w14 w15 w16se w16cid w16 w16cex w16sdtdh w16sdtfl w16du wp14">
   <w:endnote w:type="separator" w:id="-1">
     <w:p>
       <w:pPr>
@@ -7136,7 +7061,7 @@
 </file>
 
 <file path=word/footer1.xml><?xml version="1.0" encoding="utf-8"?>
-<w:ftr xmlns:wpc="http://schemas.microsoft.com/office/word/2010/wordprocessingCanvas" xmlns:cx="http://schemas.microsoft.com/office/drawing/2014/chartex" xmlns:cx1="http://schemas.microsoft.com/office/drawing/2015/9/8/chartex" xmlns:cx2="http://schemas.microsoft.com/office/drawing/2015/10/21/chartex" xmlns:cx3="http://schemas.microsoft.com/office/drawing/2016/5/9/chartex" xmlns:cx4="http://schemas.microsoft.com/office/drawing/2016/5/10/chartex" xmlns:cx5="http://schemas.microsoft.com/office/drawing/2016/5/11/chartex" xmlns:cx6="http://schemas.microsoft.com/office/drawing/2016/5/12/chartex" xmlns:cx7="http://schemas.microsoft.com/office/drawing/2016/5/13/chartex" xmlns:cx8="http://schemas.microsoft.com/office/drawing/2016/5/14/chartex" xmlns:mc="http://schemas.openxmlformats.org/markup-compatibility/2006" xmlns:aink="http://schemas.microsoft.com/office/drawing/2016/ink" xmlns:am3d="http://schemas.microsoft.com/office/drawing/2017/model3d" xmlns:o="urn:schemas-microsoft-com:office:office" xmlns:oel="http://schemas.microsoft.com/office/2019/extlst" xmlns:r="http://schemas.openxmlformats.org/officeDocument/2006/relationships" xmlns:m="http://schemas.openxmlformats.org/officeDocument/2006/math" xmlns:v="urn:schemas-microsoft-com:vml" xmlns:wp14="http://schemas.microsoft.com/office/word/2010/wordprocessingDrawing" xmlns:wp="http://schemas.openxmlformats.org/drawingml/2006/wordprocessingDrawing" xmlns:w10="urn:schemas-microsoft-com:office:word" xmlns:w="http://schemas.openxmlformats.org/wordprocessingml/2006/main" xmlns:w14="http://schemas.microsoft.com/office/word/2010/wordml" xmlns:w15="http://schemas.microsoft.com/office/word/2012/wordml" xmlns:w16cex="http://schemas.microsoft.com/office/word/2018/wordml/cex" xmlns:w16cid="http://schemas.microsoft.com/office/word/2016/wordml/cid" xmlns:w16="http://schemas.microsoft.com/office/word/2018/wordml" xmlns:w16du="http://schemas.microsoft.com/office/word/2023/wordml/word16du" xmlns:w16sdtdh="http://schemas.microsoft.com/office/word/2020/wordml/sdtdatahash" xmlns:w16sdtfl="http://schemas.microsoft.com/office/word/2024/wordml/sdtformatlock" xmlns:w16se="http://schemas.microsoft.com/office/word/2015/wordml/symex" xmlns:wpg="http://schemas.microsoft.com/office/word/2010/wordprocessingGroup" xmlns:wpi="http://schemas.microsoft.com/office/word/2010/wordprocessingInk" xmlns:wne="http://schemas.microsoft.com/office/word/2006/wordml" xmlns:wps="http://schemas.microsoft.com/office/word/2010/wordprocessingShape" mc:Ignorable="w14 w15 w16se w16cid w16 w16cex w16sdtdh w16sdtfl w16du wp14">
+<w:ftr xmlns:wpc="http://schemas.microsoft.com/office/word/2010/wordprocessingCanvas" xmlns:cx="http://schemas.microsoft.com/office/drawing/2014/chartex" xmlns:cx1="http://schemas.microsoft.com/office/drawing/2015/9/8/chartex" xmlns:cx2="http://schemas.microsoft.com/office/drawing/2015/10/21/chartex" xmlns:cx3="http://schemas.microsoft.com/office/drawing/2016/5/9/chartex" xmlns:cx4="http://schemas.microsoft.com/office/drawing/2016/5/10/chartex" xmlns:cx5="http://schemas.microsoft.com/office/drawing/2016/5/11/chartex" xmlns:cx6="http://schemas.microsoft.com/office/drawing/2016/5/12/chartex" xmlns:cx7="http://schemas.microsoft.com/office/drawing/2016/5/13/chartex" xmlns:cx8="http://schemas.microsoft.com/office/drawing/2016/5/14/chartex" xmlns:mc="http://schemas.openxmlformats.org/markup-compatibility/2006" xmlns:m="http://schemas.openxmlformats.org/officeDocument/2006/math" xmlns:aink="http://schemas.microsoft.com/office/drawing/2016/ink" xmlns:am3d="http://schemas.microsoft.com/office/drawing/2017/model3d" xmlns:oel="http://schemas.microsoft.com/office/2019/extlst" xmlns:r="http://schemas.openxmlformats.org/officeDocument/2006/relationships" xmlns:wp14="http://schemas.microsoft.com/office/word/2010/wordprocessingDrawing" xmlns:wp="http://schemas.openxmlformats.org/drawingml/2006/wordprocessingDrawing" xmlns:wpg="http://schemas.microsoft.com/office/word/2010/wordprocessingGroup" xmlns:wpi="http://schemas.microsoft.com/office/word/2010/wordprocessingInk" xmlns:wps="http://schemas.microsoft.com/office/word/2010/wordprocessingShape" xmlns:o="urn:schemas-microsoft-com:office:office" xmlns:v="urn:schemas-microsoft-com:vml" xmlns:w10="urn:schemas-microsoft-com:office:word" xmlns:w="http://schemas.openxmlformats.org/wordprocessingml/2006/main" xmlns:w14="http://schemas.microsoft.com/office/word/2010/wordml" xmlns:w15="http://schemas.microsoft.com/office/word/2012/wordml" xmlns:w16cei="http://schemas.microsoft.com/office/word/2026/wordml/cei" xmlns:w16cex="http://schemas.microsoft.com/office/word/2018/wordml/cex" xmlns:w16cid="http://schemas.microsoft.com/office/word/2016/wordml/cid" xmlns:w16="http://schemas.microsoft.com/office/word/2018/wordml" xmlns:w16sdtdh="http://schemas.microsoft.com/office/word/2020/wordml/sdtdatahash" xmlns:w16sdtfl="http://schemas.microsoft.com/office/word/2024/wordml/sdtformatlock" xmlns:w16se="http://schemas.microsoft.com/office/word/2015/wordml/symex" xmlns:w16du="http://schemas.microsoft.com/office/word/2023/wordml/word16du" xmlns:wne="http://schemas.microsoft.com/office/word/2006/wordml" mc:Ignorable="w14 w15 w16se w16cid w16 w16cex w16sdtdh w16sdtfl w16du wp14">
   <w:p>
     <w:pPr>
       <w:pStyle w:val="Voettekst"/>
@@ -7192,7 +7117,7 @@
 </file>
 
 <file path=word/footnotes.xml><?xml version="1.0" encoding="utf-8"?>
-<w:footnotes xmlns:wpc="http://schemas.microsoft.com/office/word/2010/wordprocessingCanvas" xmlns:cx="http://schemas.microsoft.com/office/drawing/2014/chartex" xmlns:cx1="http://schemas.microsoft.com/office/drawing/2015/9/8/chartex" xmlns:cx2="http://schemas.microsoft.com/office/drawing/2015/10/21/chartex" xmlns:cx3="http://schemas.microsoft.com/office/drawing/2016/5/9/chartex" xmlns:cx4="http://schemas.microsoft.com/office/drawing/2016/5/10/chartex" xmlns:cx5="http://schemas.microsoft.com/office/drawing/2016/5/11/chartex" xmlns:cx6="http://schemas.microsoft.com/office/drawing/2016/5/12/chartex" xmlns:cx7="http://schemas.microsoft.com/office/drawing/2016/5/13/chartex" xmlns:cx8="http://schemas.microsoft.com/office/drawing/2016/5/14/chartex" xmlns:mc="http://schemas.openxmlformats.org/markup-compatibility/2006" xmlns:aink="http://schemas.microsoft.com/office/drawing/2016/ink" xmlns:am3d="http://schemas.microsoft.com/office/drawing/2017/model3d" xmlns:o="urn:schemas-microsoft-com:office:office" xmlns:oel="http://schemas.microsoft.com/office/2019/extlst" xmlns:r="http://schemas.openxmlformats.org/officeDocument/2006/relationships" xmlns:m="http://schemas.openxmlformats.org/officeDocument/2006/math" xmlns:v="urn:schemas-microsoft-com:vml" xmlns:wp14="http://schemas.microsoft.com/office/word/2010/wordprocessingDrawing" xmlns:wp="http://schemas.openxmlformats.org/drawingml/2006/wordprocessingDrawing" xmlns:w10="urn:schemas-microsoft-com:office:word" xmlns:w="http://schemas.openxmlformats.org/wordprocessingml/2006/main" xmlns:w14="http://schemas.microsoft.com/office/word/2010/wordml" xmlns:w15="http://schemas.microsoft.com/office/word/2012/wordml" xmlns:w16cex="http://schemas.microsoft.com/office/word/2018/wordml/cex" xmlns:w16cid="http://schemas.microsoft.com/office/word/2016/wordml/cid" xmlns:w16="http://schemas.microsoft.com/office/word/2018/wordml" xmlns:w16du="http://schemas.microsoft.com/office/word/2023/wordml/word16du" xmlns:w16sdtdh="http://schemas.microsoft.com/office/word/2020/wordml/sdtdatahash" xmlns:w16sdtfl="http://schemas.microsoft.com/office/word/2024/wordml/sdtformatlock" xmlns:w16se="http://schemas.microsoft.com/office/word/2015/wordml/symex" xmlns:wpg="http://schemas.microsoft.com/office/word/2010/wordprocessingGroup" xmlns:wpi="http://schemas.microsoft.com/office/word/2010/wordprocessingInk" xmlns:wne="http://schemas.microsoft.com/office/word/2006/wordml" xmlns:wps="http://schemas.microsoft.com/office/word/2010/wordprocessingShape" mc:Ignorable="w14 w15 w16se w16cid w16 w16cex w16sdtdh w16sdtfl w16du wp14">
+<w:footnotes xmlns:wpc="http://schemas.microsoft.com/office/word/2010/wordprocessingCanvas" xmlns:cx="http://schemas.microsoft.com/office/drawing/2014/chartex" xmlns:cx1="http://schemas.microsoft.com/office/drawing/2015/9/8/chartex" xmlns:cx2="http://schemas.microsoft.com/office/drawing/2015/10/21/chartex" xmlns:cx3="http://schemas.microsoft.com/office/drawing/2016/5/9/chartex" xmlns:cx4="http://schemas.microsoft.com/office/drawing/2016/5/10/chartex" xmlns:cx5="http://schemas.microsoft.com/office/drawing/2016/5/11/chartex" xmlns:cx6="http://schemas.microsoft.com/office/drawing/2016/5/12/chartex" xmlns:cx7="http://schemas.microsoft.com/office/drawing/2016/5/13/chartex" xmlns:cx8="http://schemas.microsoft.com/office/drawing/2016/5/14/chartex" xmlns:mc="http://schemas.openxmlformats.org/markup-compatibility/2006" xmlns:m="http://schemas.openxmlformats.org/officeDocument/2006/math" xmlns:aink="http://schemas.microsoft.com/office/drawing/2016/ink" xmlns:am3d="http://schemas.microsoft.com/office/drawing/2017/model3d" xmlns:oel="http://schemas.microsoft.com/office/2019/extlst" xmlns:r="http://schemas.openxmlformats.org/officeDocument/2006/relationships" xmlns:wp14="http://schemas.microsoft.com/office/word/2010/wordprocessingDrawing" xmlns:wp="http://schemas.openxmlformats.org/drawingml/2006/wordprocessingDrawing" xmlns:wpg="http://schemas.microsoft.com/office/word/2010/wordprocessingGroup" xmlns:wpi="http://schemas.microsoft.com/office/word/2010/wordprocessingInk" xmlns:wps="http://schemas.microsoft.com/office/word/2010/wordprocessingShape" xmlns:o="urn:schemas-microsoft-com:office:office" xmlns:v="urn:schemas-microsoft-com:vml" xmlns:w10="urn:schemas-microsoft-com:office:word" xmlns:w="http://schemas.openxmlformats.org/wordprocessingml/2006/main" xmlns:w14="http://schemas.microsoft.com/office/word/2010/wordml" xmlns:w15="http://schemas.microsoft.com/office/word/2012/wordml" xmlns:w16cei="http://schemas.microsoft.com/office/word/2026/wordml/cei" xmlns:w16cex="http://schemas.microsoft.com/office/word/2018/wordml/cex" xmlns:w16cid="http://schemas.microsoft.com/office/word/2016/wordml/cid" xmlns:w16="http://schemas.microsoft.com/office/word/2018/wordml" xmlns:w16sdtdh="http://schemas.microsoft.com/office/word/2020/wordml/sdtdatahash" xmlns:w16sdtfl="http://schemas.microsoft.com/office/word/2024/wordml/sdtformatlock" xmlns:w16se="http://schemas.microsoft.com/office/word/2015/wordml/symex" xmlns:w16du="http://schemas.microsoft.com/office/word/2023/wordml/word16du" xmlns:wne="http://schemas.microsoft.com/office/word/2006/wordml" mc:Ignorable="w14 w15 w16se w16cid w16 w16cex w16sdtdh w16sdtfl w16du wp14">
   <w:footnote w:type="separator" w:id="-1">
     <w:p>
       <w:pPr>
@@ -7217,7 +7142,7 @@
 </file>
 
 <file path=word/header1.xml><?xml version="1.0" encoding="utf-8"?>
-<w:hdr xmlns:wpc="http://schemas.microsoft.com/office/word/2010/wordprocessingCanvas" xmlns:cx="http://schemas.microsoft.com/office/drawing/2014/chartex" xmlns:cx1="http://schemas.microsoft.com/office/drawing/2015/9/8/chartex" xmlns:cx2="http://schemas.microsoft.com/office/drawing/2015/10/21/chartex" xmlns:cx3="http://schemas.microsoft.com/office/drawing/2016/5/9/chartex" xmlns:cx4="http://schemas.microsoft.com/office/drawing/2016/5/10/chartex" xmlns:cx5="http://schemas.microsoft.com/office/drawing/2016/5/11/chartex" xmlns:cx6="http://schemas.microsoft.com/office/drawing/2016/5/12/chartex" xmlns:cx7="http://schemas.microsoft.com/office/drawing/2016/5/13/chartex" xmlns:cx8="http://schemas.microsoft.com/office/drawing/2016/5/14/chartex" xmlns:mc="http://schemas.openxmlformats.org/markup-compatibility/2006" xmlns:aink="http://schemas.microsoft.com/office/drawing/2016/ink" xmlns:am3d="http://schemas.microsoft.com/office/drawing/2017/model3d" xmlns:o="urn:schemas-microsoft-com:office:office" xmlns:oel="http://schemas.microsoft.com/office/2019/extlst" xmlns:r="http://schemas.openxmlformats.org/officeDocument/2006/relationships" xmlns:m="http://schemas.openxmlformats.org/officeDocument/2006/math" xmlns:v="urn:schemas-microsoft-com:vml" xmlns:wp14="http://schemas.microsoft.com/office/word/2010/wordprocessingDrawing" xmlns:wp="http://schemas.openxmlformats.org/drawingml/2006/wordprocessingDrawing" xmlns:w10="urn:schemas-microsoft-com:office:word" xmlns:w="http://schemas.openxmlformats.org/wordprocessingml/2006/main" xmlns:w14="http://schemas.microsoft.com/office/word/2010/wordml" xmlns:w15="http://schemas.microsoft.com/office/word/2012/wordml" xmlns:w16cex="http://schemas.microsoft.com/office/word/2018/wordml/cex" xmlns:w16cid="http://schemas.microsoft.com/office/word/2016/wordml/cid" xmlns:w16="http://schemas.microsoft.com/office/word/2018/wordml" xmlns:w16du="http://schemas.microsoft.com/office/word/2023/wordml/word16du" xmlns:w16sdtdh="http://schemas.microsoft.com/office/word/2020/wordml/sdtdatahash" xmlns:w16sdtfl="http://schemas.microsoft.com/office/word/2024/wordml/sdtformatlock" xmlns:w16se="http://schemas.microsoft.com/office/word/2015/wordml/symex" xmlns:wpg="http://schemas.microsoft.com/office/word/2010/wordprocessingGroup" xmlns:wpi="http://schemas.microsoft.com/office/word/2010/wordprocessingInk" xmlns:wne="http://schemas.microsoft.com/office/word/2006/wordml" xmlns:wps="http://schemas.microsoft.com/office/word/2010/wordprocessingShape" mc:Ignorable="w14 w15 w16se w16cid w16 w16cex w16sdtdh w16sdtfl w16du wp14">
+<w:hdr xmlns:wpc="http://schemas.microsoft.com/office/word/2010/wordprocessingCanvas" xmlns:cx="http://schemas.microsoft.com/office/drawing/2014/chartex" xmlns:cx1="http://schemas.microsoft.com/office/drawing/2015/9/8/chartex" xmlns:cx2="http://schemas.microsoft.com/office/drawing/2015/10/21/chartex" xmlns:cx3="http://schemas.microsoft.com/office/drawing/2016/5/9/chartex" xmlns:cx4="http://schemas.microsoft.com/office/drawing/2016/5/10/chartex" xmlns:cx5="http://schemas.microsoft.com/office/drawing/2016/5/11/chartex" xmlns:cx6="http://schemas.microsoft.com/office/drawing/2016/5/12/chartex" xmlns:cx7="http://schemas.microsoft.com/office/drawing/2016/5/13/chartex" xmlns:cx8="http://schemas.microsoft.com/office/drawing/2016/5/14/chartex" xmlns:mc="http://schemas.openxmlformats.org/markup-compatibility/2006" xmlns:m="http://schemas.openxmlformats.org/officeDocument/2006/math" xmlns:aink="http://schemas.microsoft.com/office/drawing/2016/ink" xmlns:am3d="http://schemas.microsoft.com/office/drawing/2017/model3d" xmlns:oel="http://schemas.microsoft.com/office/2019/extlst" xmlns:r="http://schemas.openxmlformats.org/officeDocument/2006/relationships" xmlns:wp14="http://schemas.microsoft.com/office/word/2010/wordprocessingDrawing" xmlns:wp="http://schemas.openxmlformats.org/drawingml/2006/wordprocessingDrawing" xmlns:wpg="http://schemas.microsoft.com/office/word/2010/wordprocessingGroup" xmlns:wpi="http://schemas.microsoft.com/office/word/2010/wordprocessingInk" xmlns:wps="http://schemas.microsoft.com/office/word/2010/wordprocessingShape" xmlns:o="urn:schemas-microsoft-com:office:office" xmlns:v="urn:schemas-microsoft-com:vml" xmlns:w10="urn:schemas-microsoft-com:office:word" xmlns:w="http://schemas.openxmlformats.org/wordprocessingml/2006/main" xmlns:w14="http://schemas.microsoft.com/office/word/2010/wordml" xmlns:w15="http://schemas.microsoft.com/office/word/2012/wordml" xmlns:w16cei="http://schemas.microsoft.com/office/word/2026/wordml/cei" xmlns:w16cex="http://schemas.microsoft.com/office/word/2018/wordml/cex" xmlns:w16cid="http://schemas.microsoft.com/office/word/2016/wordml/cid" xmlns:w16="http://schemas.microsoft.com/office/word/2018/wordml" xmlns:w16sdtdh="http://schemas.microsoft.com/office/word/2020/wordml/sdtdatahash" xmlns:w16sdtfl="http://schemas.microsoft.com/office/word/2024/wordml/sdtformatlock" xmlns:w16se="http://schemas.microsoft.com/office/word/2015/wordml/symex" xmlns:w16du="http://schemas.microsoft.com/office/word/2023/wordml/word16du" xmlns:wne="http://schemas.microsoft.com/office/word/2006/wordml" mc:Ignorable="w14 w15 w16se w16cid w16 w16cex w16sdtdh w16sdtfl w16du wp14">
   <w:p>
     <w:pPr>
       <w:pStyle w:val="Koptekst"/>
@@ -7254,7 +7179,7 @@
 </file>
 
 <file path=word/header2.xml><?xml version="1.0" encoding="utf-8"?>
-<w:hdr xmlns:wpc="http://schemas.microsoft.com/office/word/2010/wordprocessingCanvas" xmlns:cx="http://schemas.microsoft.com/office/drawing/2014/chartex" xmlns:cx1="http://schemas.microsoft.com/office/drawing/2015/9/8/chartex" xmlns:cx2="http://schemas.microsoft.com/office/drawing/2015/10/21/chartex" xmlns:cx3="http://schemas.microsoft.com/office/drawing/2016/5/9/chartex" xmlns:cx4="http://schemas.microsoft.com/office/drawing/2016/5/10/chartex" xmlns:cx5="http://schemas.microsoft.com/office/drawing/2016/5/11/chartex" xmlns:cx6="http://schemas.microsoft.com/office/drawing/2016/5/12/chartex" xmlns:cx7="http://schemas.microsoft.com/office/drawing/2016/5/13/chartex" xmlns:cx8="http://schemas.microsoft.com/office/drawing/2016/5/14/chartex" xmlns:mc="http://schemas.openxmlformats.org/markup-compatibility/2006" xmlns:aink="http://schemas.microsoft.com/office/drawing/2016/ink" xmlns:am3d="http://schemas.microsoft.com/office/drawing/2017/model3d" xmlns:o="urn:schemas-microsoft-com:office:office" xmlns:oel="http://schemas.microsoft.com/office/2019/extlst" xmlns:r="http://schemas.openxmlformats.org/officeDocument/2006/relationships" xmlns:m="http://schemas.openxmlformats.org/officeDocument/2006/math" xmlns:v="urn:schemas-microsoft-com:vml" xmlns:wp14="http://schemas.microsoft.com/office/word/2010/wordprocessingDrawing" xmlns:wp="http://schemas.openxmlformats.org/drawingml/2006/wordprocessingDrawing" xmlns:w10="urn:schemas-microsoft-com:office:word" xmlns:w="http://schemas.openxmlformats.org/wordprocessingml/2006/main" xmlns:w14="http://schemas.microsoft.com/office/word/2010/wordml" xmlns:w15="http://schemas.microsoft.com/office/word/2012/wordml" xmlns:w16cex="http://schemas.microsoft.com/office/word/2018/wordml/cex" xmlns:w16cid="http://schemas.microsoft.com/office/word/2016/wordml/cid" xmlns:w16="http://schemas.microsoft.com/office/word/2018/wordml" xmlns:w16du="http://schemas.microsoft.com/office/word/2023/wordml/word16du" xmlns:w16sdtdh="http://schemas.microsoft.com/office/word/2020/wordml/sdtdatahash" xmlns:w16sdtfl="http://schemas.microsoft.com/office/word/2024/wordml/sdtformatlock" xmlns:w16se="http://schemas.microsoft.com/office/word/2015/wordml/symex" xmlns:wpg="http://schemas.microsoft.com/office/word/2010/wordprocessingGroup" xmlns:wpi="http://schemas.microsoft.com/office/word/2010/wordprocessingInk" xmlns:wne="http://schemas.microsoft.com/office/word/2006/wordml" xmlns:wps="http://schemas.microsoft.com/office/word/2010/wordprocessingShape" mc:Ignorable="w14 w15 w16se w16cid w16 w16cex w16sdtdh w16sdtfl w16du wp14">
+<w:hdr xmlns:wpc="http://schemas.microsoft.com/office/word/2010/wordprocessingCanvas" xmlns:cx="http://schemas.microsoft.com/office/drawing/2014/chartex" xmlns:cx1="http://schemas.microsoft.com/office/drawing/2015/9/8/chartex" xmlns:cx2="http://schemas.microsoft.com/office/drawing/2015/10/21/chartex" xmlns:cx3="http://schemas.microsoft.com/office/drawing/2016/5/9/chartex" xmlns:cx4="http://schemas.microsoft.com/office/drawing/2016/5/10/chartex" xmlns:cx5="http://schemas.microsoft.com/office/drawing/2016/5/11/chartex" xmlns:cx6="http://schemas.microsoft.com/office/drawing/2016/5/12/chartex" xmlns:cx7="http://schemas.microsoft.com/office/drawing/2016/5/13/chartex" xmlns:cx8="http://schemas.microsoft.com/office/drawing/2016/5/14/chartex" xmlns:mc="http://schemas.openxmlformats.org/markup-compatibility/2006" xmlns:m="http://schemas.openxmlformats.org/officeDocument/2006/math" xmlns:aink="http://schemas.microsoft.com/office/drawing/2016/ink" xmlns:am3d="http://schemas.microsoft.com/office/drawing/2017/model3d" xmlns:oel="http://schemas.microsoft.com/office/2019/extlst" xmlns:r="http://schemas.openxmlformats.org/officeDocument/2006/relationships" xmlns:wp14="http://schemas.microsoft.com/office/word/2010/wordprocessingDrawing" xmlns:wp="http://schemas.openxmlformats.org/drawingml/2006/wordprocessingDrawing" xmlns:wpg="http://schemas.microsoft.com/office/word/2010/wordprocessingGroup" xmlns:wpi="http://schemas.microsoft.com/office/word/2010/wordprocessingInk" xmlns:wps="http://schemas.microsoft.com/office/word/2010/wordprocessingShape" xmlns:o="urn:schemas-microsoft-com:office:office" xmlns:v="urn:schemas-microsoft-com:vml" xmlns:w10="urn:schemas-microsoft-com:office:word" xmlns:w="http://schemas.openxmlformats.org/wordprocessingml/2006/main" xmlns:w14="http://schemas.microsoft.com/office/word/2010/wordml" xmlns:w15="http://schemas.microsoft.com/office/word/2012/wordml" xmlns:w16cei="http://schemas.microsoft.com/office/word/2026/wordml/cei" xmlns:w16cex="http://schemas.microsoft.com/office/word/2018/wordml/cex" xmlns:w16cid="http://schemas.microsoft.com/office/word/2016/wordml/cid" xmlns:w16="http://schemas.microsoft.com/office/word/2018/wordml" xmlns:w16sdtdh="http://schemas.microsoft.com/office/word/2020/wordml/sdtdatahash" xmlns:w16sdtfl="http://schemas.microsoft.com/office/word/2024/wordml/sdtformatlock" xmlns:w16se="http://schemas.microsoft.com/office/word/2015/wordml/symex" xmlns:w16du="http://schemas.microsoft.com/office/word/2023/wordml/word16du" xmlns:wne="http://schemas.microsoft.com/office/word/2006/wordml" mc:Ignorable="w14 w15 w16se w16cid w16 w16cex w16sdtdh w16sdtfl w16du wp14">
   <w:p>
     <w:pPr>
       <w:pStyle w:val="Koptekst"/>
@@ -7314,7 +7239,7 @@
 </file>
 
 <file path=word/styles.xml><?xml version="1.0" encoding="utf-8"?>
-<w:styles xmlns:mc="http://schemas.openxmlformats.org/markup-compatibility/2006" xmlns:r="http://schemas.openxmlformats.org/officeDocument/2006/relationships" xmlns:w="http://schemas.openxmlformats.org/wordprocessingml/2006/main" xmlns:w14="http://schemas.microsoft.com/office/word/2010/wordml" xmlns:w15="http://schemas.microsoft.com/office/word/2012/wordml" xmlns:w16cex="http://schemas.microsoft.com/office/word/2018/wordml/cex" xmlns:w16cid="http://schemas.microsoft.com/office/word/2016/wordml/cid" xmlns:w16="http://schemas.microsoft.com/office/word/2018/wordml" xmlns:w16du="http://schemas.microsoft.com/office/word/2023/wordml/word16du" xmlns:w16sdtdh="http://schemas.microsoft.com/office/word/2020/wordml/sdtdatahash" xmlns:w16sdtfl="http://schemas.microsoft.com/office/word/2024/wordml/sdtformatlock" xmlns:w16se="http://schemas.microsoft.com/office/word/2015/wordml/symex" mc:Ignorable="w14 w15 w16se w16cid w16 w16cex w16sdtdh w16sdtfl w16du">
+<w:styles xmlns:mc="http://schemas.openxmlformats.org/markup-compatibility/2006" xmlns:r="http://schemas.openxmlformats.org/officeDocument/2006/relationships" xmlns:w="http://schemas.openxmlformats.org/wordprocessingml/2006/main" xmlns:w14="http://schemas.microsoft.com/office/word/2010/wordml" xmlns:w15="http://schemas.microsoft.com/office/word/2012/wordml" xmlns:w16cex="http://schemas.microsoft.com/office/word/2018/wordml/cex" xmlns:w16cid="http://schemas.microsoft.com/office/word/2016/wordml/cid" xmlns:w16="http://schemas.microsoft.com/office/word/2018/wordml" xmlns:w16sdtdh="http://schemas.microsoft.com/office/word/2020/wordml/sdtdatahash" xmlns:w16sdtfl="http://schemas.microsoft.com/office/word/2024/wordml/sdtformatlock" xmlns:w16se="http://schemas.microsoft.com/office/word/2015/wordml/symex" xmlns:w16du="http://schemas.microsoft.com/office/word/2023/wordml/word16du" mc:Ignorable="w14 w15 w16se w16cid w16 w16cex w16sdtdh w16sdtfl w16du">
   <w:docDefaults>
     <w:rPrDefault>
       <w:rPr>
